--- a/data/synthetic_samples/claims_process_guide.docx
+++ b/data/synthetic_samples/claims_process_guide.docx
@@ -4,6 +4,7 @@
   <w:body>
     <w:p>
       <w:pPr>
+        <w:spacing w:after="40"/>
         <w:jc w:val="center"/>
       </w:pPr>
       <w:r>
@@ -18,65 +19,251 @@
     </w:p>
     <w:p>
       <w:pPr>
+        <w:spacing w:after="120"/>
         <w:jc w:val="center"/>
       </w:pPr>
       <w:r>
         <w:rPr>
-          <w:i/>
-          <w:color w:val="595959"/>
+          <w:rFonts w:ascii="Arial" w:hAnsi="Arial"/>
+          <w:color w:val="566573"/>
           <w:sz w:val="20"/>
         </w:rPr>
-        <w:t>Synthetic operational template for training and workflow testing</w:t>
+        <w:t>Northstar Health Plan - schema-aligned synthetic workflow</w:t>
       </w:r>
     </w:p>
     <w:tbl>
       <w:tblPr>
         <w:tblW w:type="auto" w:w="0"/>
         <w:jc w:val="center"/>
-        <w:tblLayout w:type="autofit"/>
+        <w:tblLayout w:type="fixed"/>
         <w:tblLook w:firstColumn="1" w:firstRow="1" w:lastColumn="0" w:lastRow="0" w:noHBand="0" w:noVBand="1" w:val="04A0"/>
       </w:tblPr>
       <w:tblGrid>
-        <w:gridCol w:w="10224"/>
+        <w:gridCol w:w="10080"/>
       </w:tblGrid>
       <w:tr>
         <w:tc>
           <w:tcPr>
-            <w:tcW w:type="dxa" w:w="10224"/>
-            <w:shd w:fill="FFF2CC"/>
+            <w:tcW w:type="dxa" w:w="10656"/>
+            <w:vAlign w:val="center"/>
+            <w:shd w:fill="F3F5F7"/>
           </w:tcPr>
           <w:p>
+            <w:pPr>
+              <w:spacing w:after="0"/>
+            </w:pPr>
+            <w:r/>
             <w:r>
               <w:rPr>
-                <w:b/>
+                <w:rFonts w:ascii="Arial" w:hAnsi="Arial"/>
+                <w:b w:val="0"/>
+                <w:color w:val="566573"/>
+                <w:sz w:val="15"/>
               </w:rPr>
-              <w:t xml:space="preserve">SYNTHETIC SAMPLE ONLY: </w:t>
+              <w:t>DOCUMENT_SET_ID: NORTHSTAR_SYNTHETIC_PLAN_LIBRARY</w:t>
             </w:r>
+          </w:p>
+        </w:tc>
+      </w:tr>
+      <w:tr>
+        <w:tc>
+          <w:tcPr>
+            <w:tcW w:type="dxa" w:w="10656"/>
+            <w:vAlign w:val="center"/>
+            <w:shd w:fill="F3F5F7"/>
+          </w:tcPr>
+          <w:p>
+            <w:pPr>
+              <w:spacing w:after="0"/>
+            </w:pPr>
+            <w:r/>
             <w:r>
-              <w:t>All organizations, addresses, identifiers, deadlines, and examples in this guide are fictional.</w:t>
+              <w:rPr>
+                <w:rFonts w:ascii="Arial" w:hAnsi="Arial"/>
+                <w:b w:val="0"/>
+                <w:color w:val="566573"/>
+                <w:sz w:val="15"/>
+              </w:rPr>
+              <w:t>SCHEMA_VERSION: 1.0</w:t>
+            </w:r>
+          </w:p>
+        </w:tc>
+      </w:tr>
+      <w:tr>
+        <w:tc>
+          <w:tcPr>
+            <w:tcW w:type="dxa" w:w="10656"/>
+            <w:vAlign w:val="center"/>
+            <w:shd w:fill="F3F5F7"/>
+          </w:tcPr>
+          <w:p>
+            <w:pPr>
+              <w:spacing w:after="0"/>
+            </w:pPr>
+            <w:r/>
+            <w:r>
+              <w:rPr>
+                <w:rFonts w:ascii="Arial" w:hAnsi="Arial"/>
+                <w:b w:val="0"/>
+                <w:color w:val="566573"/>
+                <w:sz w:val="15"/>
+              </w:rPr>
+              <w:t>SOURCE_FILES: plans.csv | claims.csv</w:t>
+            </w:r>
+          </w:p>
+        </w:tc>
+      </w:tr>
+      <w:tr>
+        <w:tc>
+          <w:tcPr>
+            <w:tcW w:type="dxa" w:w="10656"/>
+            <w:vAlign w:val="center"/>
+            <w:shd w:fill="F3F5F7"/>
+          </w:tcPr>
+          <w:p>
+            <w:pPr>
+              <w:spacing w:after="0"/>
+            </w:pPr>
+            <w:r/>
+            <w:r>
+              <w:rPr>
+                <w:rFonts w:ascii="Arial" w:hAnsi="Arial"/>
+                <w:b w:val="0"/>
+                <w:color w:val="566573"/>
+                <w:sz w:val="15"/>
+              </w:rPr>
+              <w:t>PLAN_IDS: P101 | P102 | P103</w:t>
+            </w:r>
+          </w:p>
+        </w:tc>
+      </w:tr>
+      <w:tr>
+        <w:tc>
+          <w:tcPr>
+            <w:tcW w:type="dxa" w:w="10656"/>
+            <w:vAlign w:val="center"/>
+            <w:shd w:fill="F3F5F7"/>
+          </w:tcPr>
+          <w:p>
+            <w:pPr>
+              <w:spacing w:after="0"/>
+            </w:pPr>
+            <w:r/>
+            <w:r>
+              <w:rPr>
+                <w:rFonts w:ascii="Arial" w:hAnsi="Arial"/>
+                <w:b w:val="0"/>
+                <w:color w:val="566573"/>
+                <w:sz w:val="15"/>
+              </w:rPr>
+              <w:t>PLAN_NAMES: Gold PPO | Silver HMO | Bronze HMO</w:t>
+            </w:r>
+          </w:p>
+        </w:tc>
+      </w:tr>
+      <w:tr>
+        <w:tc>
+          <w:tcPr>
+            <w:tcW w:type="dxa" w:w="10656"/>
+            <w:vAlign w:val="center"/>
+            <w:shd w:fill="F3F5F7"/>
+          </w:tcPr>
+          <w:p>
+            <w:pPr>
+              <w:spacing w:after="0"/>
+            </w:pPr>
+            <w:r/>
+            <w:r>
+              <w:rPr>
+                <w:rFonts w:ascii="Arial" w:hAnsi="Arial"/>
+                <w:b w:val="0"/>
+                <w:color w:val="566573"/>
+                <w:sz w:val="15"/>
+              </w:rPr>
+              <w:t>DATA_CLASSIFICATION: SYNTHETIC TRAINING ONLY</w:t>
             </w:r>
           </w:p>
         </w:tc>
       </w:tr>
     </w:tbl>
-    <w:p/>
+    <w:tbl>
+      <w:tblPr>
+        <w:tblW w:type="auto" w:w="0"/>
+        <w:tblLook w:firstColumn="1" w:firstRow="1" w:lastColumn="0" w:lastRow="0" w:noHBand="0" w:noVBand="1" w:val="04A0"/>
+      </w:tblPr>
+      <w:tblGrid>
+        <w:gridCol w:w="10656"/>
+      </w:tblGrid>
+      <w:tr>
+        <w:tc>
+          <w:tcPr>
+            <w:tcW w:type="dxa" w:w="10656"/>
+            <w:vAlign w:val="center"/>
+            <w:shd w:fill="F6E7A9"/>
+          </w:tcPr>
+          <w:p>
+            <w:pPr>
+              <w:spacing w:after="0"/>
+            </w:pPr>
+            <w:r/>
+            <w:r>
+              <w:rPr>
+                <w:rFonts w:ascii="Arial" w:hAnsi="Arial"/>
+                <w:b/>
+                <w:color w:val="705600"/>
+                <w:sz w:val="17"/>
+              </w:rPr>
+              <w:t>SYNTHETIC SAMPLE ONLY: Plan values and claim records are reproduced from the supplied CSV files. This is not an insurer procedure and not a coverage determination.</w:t>
+            </w:r>
+          </w:p>
+        </w:tc>
+      </w:tr>
+    </w:tbl>
     <w:p>
+      <w:pPr>
+        <w:spacing w:after="0"/>
+      </w:pPr>
+    </w:p>
+    <w:p>
+      <w:pPr>
+        <w:spacing w:before="160" w:after="80"/>
+      </w:pPr>
       <w:r>
         <w:rPr>
+          <w:rFonts w:ascii="Arial" w:hAnsi="Arial"/>
           <w:b/>
+          <w:color w:val="17365D"/>
+          <w:sz w:val="28"/>
         </w:rPr>
-        <w:t xml:space="preserve">Purpose. </w:t>
-      </w:r>
-      <w:r>
-        <w:t>This guide describes a standard end-to-end process for receiving, validating, adjudicating, paying, denying, and appealing health insurance claims. It is suitable as a sample input for document extraction, workflow automation, and knowledge-base testing.</w:t>
+        <w:t>1. Purpose and data relationships</w:t>
       </w:r>
     </w:p>
     <w:p>
       <w:pPr>
-        <w:pStyle w:val="Heading1"/>
+        <w:spacing w:after="80" w:line="252" w:lineRule="auto"/>
       </w:pPr>
       <w:r>
-        <w:t>1. Roles and Responsibilities</w:t>
+        <w:rPr>
+          <w:rFonts w:ascii="Arial" w:hAnsi="Arial"/>
+          <w:b w:val="0"/>
+          <w:color w:val="1F2933"/>
+          <w:sz w:val="18"/>
+        </w:rPr>
+        <w:t>This guide describes how a claims pipeline can receive a claim, validate its schema, join it to the plan reference table, assign a workflow status, and preserve an auditable result. It is designed for extraction, RAG, and workflow-testing exercises.</w:t>
+      </w:r>
+    </w:p>
+    <w:p>
+      <w:pPr>
+        <w:spacing w:after="80" w:line="252" w:lineRule="auto"/>
+      </w:pPr>
+      <w:r>
+        <w:rPr>
+          <w:rFonts w:ascii="Arial" w:hAnsi="Arial"/>
+          <w:b/>
+          <w:color w:val="1F2933"/>
+          <w:sz w:val="18"/>
+        </w:rPr>
+        <w:t>Canonical join: claims.plan_id -&gt; plans.plan_id</w:t>
       </w:r>
     </w:p>
     <w:tbl>
@@ -87,37 +274,121 @@
         <w:tblLook w:firstColumn="1" w:firstRow="1" w:lastColumn="0" w:lastRow="0" w:noHBand="0" w:noVBand="1" w:val="04A0"/>
       </w:tblPr>
       <w:tblGrid>
-        <w:gridCol w:w="5112"/>
-        <w:gridCol w:w="5112"/>
+        <w:gridCol w:w="2664"/>
+        <w:gridCol w:w="2664"/>
+        <w:gridCol w:w="2664"/>
+        <w:gridCol w:w="2664"/>
       </w:tblGrid>
       <w:tr>
         <w:tc>
           <w:tcPr>
-            <w:tcW w:type="dxa" w:w="5112"/>
+            <w:tcW w:type="dxa" w:w="2664"/>
+            <w:vAlign w:val="center"/>
             <w:shd w:fill="D9EAF7"/>
           </w:tcPr>
           <w:p>
+            <w:pPr>
+              <w:spacing w:after="0"/>
+            </w:pPr>
             <w:r>
               <w:rPr>
+                <w:rFonts w:ascii="Arial" w:hAnsi="Arial"/>
                 <w:b/>
-                <w:color w:val="17365D"/>
+                <w:sz w:val="16"/>
               </w:rPr>
-              <w:t>Role</w:t>
+            </w:r>
+            <w:r>
+              <w:rPr>
+                <w:rFonts w:ascii="Arial" w:hAnsi="Arial"/>
+                <w:b/>
+                <w:color w:val="1F2933"/>
+                <w:sz w:val="16"/>
+              </w:rPr>
+              <w:t>Source table</w:t>
             </w:r>
           </w:p>
         </w:tc>
         <w:tc>
           <w:tcPr>
-            <w:tcW w:type="dxa" w:w="5112"/>
+            <w:tcW w:type="dxa" w:w="2664"/>
+            <w:vAlign w:val="center"/>
             <w:shd w:fill="D9EAF7"/>
           </w:tcPr>
           <w:p>
+            <w:pPr>
+              <w:spacing w:after="0"/>
+            </w:pPr>
             <w:r>
               <w:rPr>
+                <w:rFonts w:ascii="Arial" w:hAnsi="Arial"/>
                 <w:b/>
-                <w:color w:val="17365D"/>
+                <w:sz w:val="16"/>
               </w:rPr>
-              <w:t>Primary Responsibility</w:t>
+            </w:r>
+            <w:r>
+              <w:rPr>
+                <w:rFonts w:ascii="Arial" w:hAnsi="Arial"/>
+                <w:b/>
+                <w:color w:val="1F2933"/>
+                <w:sz w:val="16"/>
+              </w:rPr>
+              <w:t>Primary key</w:t>
+            </w:r>
+          </w:p>
+        </w:tc>
+        <w:tc>
+          <w:tcPr>
+            <w:tcW w:type="dxa" w:w="2664"/>
+            <w:vAlign w:val="center"/>
+            <w:shd w:fill="D9EAF7"/>
+          </w:tcPr>
+          <w:p>
+            <w:pPr>
+              <w:spacing w:after="0"/>
+            </w:pPr>
+            <w:r>
+              <w:rPr>
+                <w:rFonts w:ascii="Arial" w:hAnsi="Arial"/>
+                <w:b/>
+                <w:sz w:val="16"/>
+              </w:rPr>
+            </w:r>
+            <w:r>
+              <w:rPr>
+                <w:rFonts w:ascii="Arial" w:hAnsi="Arial"/>
+                <w:b/>
+                <w:color w:val="1F2933"/>
+                <w:sz w:val="16"/>
+              </w:rPr>
+              <w:t>Foreign key / relationship</w:t>
+            </w:r>
+          </w:p>
+        </w:tc>
+        <w:tc>
+          <w:tcPr>
+            <w:tcW w:type="dxa" w:w="2664"/>
+            <w:vAlign w:val="center"/>
+            <w:shd w:fill="D9EAF7"/>
+          </w:tcPr>
+          <w:p>
+            <w:pPr>
+              <w:spacing w:after="0"/>
+            </w:pPr>
+            <w:r>
+              <w:rPr>
+                <w:rFonts w:ascii="Arial" w:hAnsi="Arial"/>
+                <w:b/>
+                <w:sz w:val="16"/>
+              </w:rPr>
+            </w:r>
+            <w:r>
+              <w:rPr>
+                <w:rFonts w:ascii="Arial" w:hAnsi="Arial"/>
+                <w:b/>
+                <w:color w:val="1F2933"/>
+                <w:sz w:val="16"/>
+              </w:rPr>
+              <w:t>Purpose</w:t>
             </w:r>
           </w:p>
         </w:tc>
@@ -125,23 +396,105 @@
       <w:tr>
         <w:tc>
           <w:tcPr>
-            <w:tcW w:type="dxa" w:w="5112"/>
-            <w:vAlign w:val="top"/>
+            <w:tcW w:type="dxa" w:w="2664"/>
+            <w:vAlign w:val="center"/>
           </w:tcPr>
           <w:p>
+            <w:pPr>
+              <w:spacing w:after="0"/>
+            </w:pPr>
             <w:r>
-              <w:t>Member</w:t>
+              <w:rPr>
+                <w:rFonts w:ascii="Arial" w:hAnsi="Arial"/>
+                <w:sz w:val="16"/>
+              </w:rPr>
+            </w:r>
+            <w:r>
+              <w:rPr>
+                <w:rFonts w:ascii="Arial" w:hAnsi="Arial"/>
+                <w:b w:val="0"/>
+                <w:color w:val="1F2933"/>
+                <w:sz w:val="16"/>
+              </w:rPr>
+              <w:t>plans.csv</w:t>
             </w:r>
           </w:p>
         </w:tc>
         <w:tc>
           <w:tcPr>
-            <w:tcW w:type="dxa" w:w="5112"/>
-            <w:vAlign w:val="top"/>
+            <w:tcW w:type="dxa" w:w="2664"/>
+            <w:vAlign w:val="center"/>
           </w:tcPr>
           <w:p>
+            <w:pPr>
+              <w:spacing w:after="0"/>
+            </w:pPr>
             <w:r>
-              <w:t>Provides accurate coverage information, reviews explanations of benefits, and submits supporting documents when requested.</w:t>
+              <w:rPr>
+                <w:rFonts w:ascii="Arial" w:hAnsi="Arial"/>
+                <w:sz w:val="16"/>
+              </w:rPr>
+            </w:r>
+            <w:r>
+              <w:rPr>
+                <w:rFonts w:ascii="Arial" w:hAnsi="Arial"/>
+                <w:b w:val="0"/>
+                <w:color w:val="1F2933"/>
+                <w:sz w:val="16"/>
+              </w:rPr>
+              <w:t>plan_id</w:t>
+            </w:r>
+          </w:p>
+        </w:tc>
+        <w:tc>
+          <w:tcPr>
+            <w:tcW w:type="dxa" w:w="2664"/>
+            <w:vAlign w:val="center"/>
+          </w:tcPr>
+          <w:p>
+            <w:pPr>
+              <w:spacing w:after="0"/>
+            </w:pPr>
+            <w:r>
+              <w:rPr>
+                <w:rFonts w:ascii="Arial" w:hAnsi="Arial"/>
+                <w:sz w:val="16"/>
+              </w:rPr>
+            </w:r>
+            <w:r>
+              <w:rPr>
+                <w:rFonts w:ascii="Arial" w:hAnsi="Arial"/>
+                <w:b w:val="0"/>
+                <w:color w:val="1F2933"/>
+                <w:sz w:val="16"/>
+              </w:rPr>
+              <w:t>Referenced by claims.plan_id</w:t>
+            </w:r>
+          </w:p>
+        </w:tc>
+        <w:tc>
+          <w:tcPr>
+            <w:tcW w:type="dxa" w:w="2664"/>
+            <w:vAlign w:val="center"/>
+          </w:tcPr>
+          <w:p>
+            <w:pPr>
+              <w:spacing w:after="0"/>
+            </w:pPr>
+            <w:r>
+              <w:rPr>
+                <w:rFonts w:ascii="Arial" w:hAnsi="Arial"/>
+                <w:sz w:val="16"/>
+              </w:rPr>
+            </w:r>
+            <w:r>
+              <w:rPr>
+                <w:rFonts w:ascii="Arial" w:hAnsi="Arial"/>
+                <w:b w:val="0"/>
+                <w:color w:val="1F2933"/>
+                <w:sz w:val="16"/>
+              </w:rPr>
+              <w:t>Defines plan name, premium, deductible, cost-share percentage, coverage type, and network tier.</w:t>
             </w:r>
           </w:p>
         </w:tc>
@@ -149,119 +502,105 @@
       <w:tr>
         <w:tc>
           <w:tcPr>
-            <w:tcW w:type="dxa" w:w="5112"/>
-            <w:vAlign w:val="top"/>
+            <w:tcW w:type="dxa" w:w="2664"/>
+            <w:vAlign w:val="center"/>
           </w:tcPr>
           <w:p>
+            <w:pPr>
+              <w:spacing w:after="0"/>
+            </w:pPr>
             <w:r>
-              <w:t>Provider</w:t>
+              <w:rPr>
+                <w:rFonts w:ascii="Arial" w:hAnsi="Arial"/>
+                <w:sz w:val="16"/>
+              </w:rPr>
+            </w:r>
+            <w:r>
+              <w:rPr>
+                <w:rFonts w:ascii="Arial" w:hAnsi="Arial"/>
+                <w:b w:val="0"/>
+                <w:color w:val="1F2933"/>
+                <w:sz w:val="16"/>
+              </w:rPr>
+              <w:t>claims.csv</w:t>
             </w:r>
           </w:p>
         </w:tc>
         <w:tc>
           <w:tcPr>
-            <w:tcW w:type="dxa" w:w="5112"/>
-            <w:vAlign w:val="top"/>
+            <w:tcW w:type="dxa" w:w="2664"/>
+            <w:vAlign w:val="center"/>
           </w:tcPr>
           <w:p>
+            <w:pPr>
+              <w:spacing w:after="0"/>
+            </w:pPr>
             <w:r>
-              <w:t>Submits complete claims using the required coding and billing format.</w:t>
+              <w:rPr>
+                <w:rFonts w:ascii="Arial" w:hAnsi="Arial"/>
+                <w:sz w:val="16"/>
+              </w:rPr>
             </w:r>
-          </w:p>
-        </w:tc>
-      </w:tr>
-      <w:tr>
-        <w:tc>
-          <w:tcPr>
-            <w:tcW w:type="dxa" w:w="5112"/>
-            <w:vAlign w:val="top"/>
-          </w:tcPr>
-          <w:p>
             <w:r>
-              <w:t>Claims Intake Team</w:t>
+              <w:rPr>
+                <w:rFonts w:ascii="Arial" w:hAnsi="Arial"/>
+                <w:b w:val="0"/>
+                <w:color w:val="1F2933"/>
+                <w:sz w:val="16"/>
+              </w:rPr>
+              <w:t>claim_id</w:t>
             </w:r>
           </w:p>
         </w:tc>
         <w:tc>
           <w:tcPr>
-            <w:tcW w:type="dxa" w:w="5112"/>
-            <w:vAlign w:val="top"/>
+            <w:tcW w:type="dxa" w:w="2664"/>
+            <w:vAlign w:val="center"/>
           </w:tcPr>
           <w:p>
+            <w:pPr>
+              <w:spacing w:after="0"/>
+            </w:pPr>
             <w:r>
-              <w:t>Receives claims, validates file structure, and assigns a control number.</w:t>
+              <w:rPr>
+                <w:rFonts w:ascii="Arial" w:hAnsi="Arial"/>
+                <w:sz w:val="16"/>
+              </w:rPr>
             </w:r>
-          </w:p>
-        </w:tc>
-      </w:tr>
-      <w:tr>
-        <w:tc>
-          <w:tcPr>
-            <w:tcW w:type="dxa" w:w="5112"/>
-            <w:vAlign w:val="top"/>
-          </w:tcPr>
-          <w:p>
             <w:r>
-              <w:t>Claims Examiner</w:t>
+              <w:rPr>
+                <w:rFonts w:ascii="Arial" w:hAnsi="Arial"/>
+                <w:b w:val="0"/>
+                <w:color w:val="1F2933"/>
+                <w:sz w:val="16"/>
+              </w:rPr>
+              <w:t>plan_id links to plans.csv</w:t>
             </w:r>
           </w:p>
         </w:tc>
         <w:tc>
           <w:tcPr>
-            <w:tcW w:type="dxa" w:w="5112"/>
-            <w:vAlign w:val="top"/>
+            <w:tcW w:type="dxa" w:w="2664"/>
+            <w:vAlign w:val="center"/>
           </w:tcPr>
           <w:p>
+            <w:pPr>
+              <w:spacing w:after="0"/>
+            </w:pPr>
             <w:r>
-              <w:t>Applies eligibility, benefit, coding, authorization, and pricing rules.</w:t>
+              <w:rPr>
+                <w:rFonts w:ascii="Arial" w:hAnsi="Arial"/>
+                <w:sz w:val="16"/>
+              </w:rPr>
             </w:r>
-          </w:p>
-        </w:tc>
-      </w:tr>
-      <w:tr>
-        <w:tc>
-          <w:tcPr>
-            <w:tcW w:type="dxa" w:w="5112"/>
-            <w:vAlign w:val="top"/>
-          </w:tcPr>
-          <w:p>
             <w:r>
-              <w:t>Medical Review</w:t>
-            </w:r>
-          </w:p>
-        </w:tc>
-        <w:tc>
-          <w:tcPr>
-            <w:tcW w:type="dxa" w:w="5112"/>
-            <w:vAlign w:val="top"/>
-          </w:tcPr>
-          <w:p>
-            <w:r>
-              <w:t>Evaluates medical necessity or experimental/investigational issues when required.</w:t>
-            </w:r>
-          </w:p>
-        </w:tc>
-      </w:tr>
-      <w:tr>
-        <w:tc>
-          <w:tcPr>
-            <w:tcW w:type="dxa" w:w="5112"/>
-            <w:vAlign w:val="top"/>
-          </w:tcPr>
-          <w:p>
-            <w:r>
-              <w:t>Appeals Unit</w:t>
-            </w:r>
-          </w:p>
-        </w:tc>
-        <w:tc>
-          <w:tcPr>
-            <w:tcW w:type="dxa" w:w="5112"/>
-            <w:vAlign w:val="top"/>
-          </w:tcPr>
-          <w:p>
-            <w:r>
-              <w:t>Conducts an independent review of disputed determinations.</w:t>
+              <w:rPr>
+                <w:rFonts w:ascii="Arial" w:hAnsi="Arial"/>
+                <w:b w:val="0"/>
+                <w:color w:val="1F2933"/>
+                <w:sz w:val="16"/>
+              </w:rPr>
+              <w:t>Defines member, procedure, amount, status, and filing date for each synthetic claim.</w:t>
             </w:r>
           </w:p>
         </w:tc>
@@ -269,217 +608,16 @@
     </w:tbl>
     <w:p>
       <w:pPr>
-        <w:pStyle w:val="Heading1"/>
-      </w:pPr>
-      <w:r>
-        <w:t>2. Standard Claims Workflow</w:t>
-      </w:r>
-    </w:p>
-    <w:p>
-      <w:pPr>
-        <w:pStyle w:val="ListNumber"/>
+        <w:spacing w:before="160" w:after="80"/>
       </w:pPr>
       <w:r>
         <w:rPr>
+          <w:rFonts w:ascii="Arial" w:hAnsi="Arial"/>
           <w:b/>
+          <w:color w:val="17365D"/>
+          <w:sz w:val="28"/>
         </w:rPr>
-        <w:t xml:space="preserve">Receive and log: </w:t>
-      </w:r>
-      <w:r>
-        <w:t>Accept electronic or paper claims. Record date received, member ID, provider ID, service dates, billed amount, and claim type.</w:t>
-      </w:r>
-    </w:p>
-    <w:p>
-      <w:pPr>
-        <w:pStyle w:val="ListNumber"/>
-      </w:pPr>
-      <w:r>
-        <w:rPr>
-          <w:b/>
-        </w:rPr>
-        <w:t xml:space="preserve">Validate required data: </w:t>
-      </w:r>
-      <w:r>
-        <w:t>Check for member identifier, patient relationship, diagnosis codes, procedure codes, place of service, units, provider identifiers, and itemized charges.</w:t>
-      </w:r>
-    </w:p>
-    <w:p>
-      <w:pPr>
-        <w:pStyle w:val="ListNumber"/>
-      </w:pPr>
-      <w:r>
-        <w:rPr>
-          <w:b/>
-        </w:rPr>
-        <w:t xml:space="preserve">Confirm eligibility: </w:t>
-      </w:r>
-      <w:r>
-        <w:t>Verify that coverage was active on each date of service and that the patient was eligible under the contract.</w:t>
-      </w:r>
-    </w:p>
-    <w:p>
-      <w:pPr>
-        <w:pStyle w:val="ListNumber"/>
-      </w:pPr>
-      <w:r>
-        <w:rPr>
-          <w:b/>
-        </w:rPr>
-        <w:t xml:space="preserve">Check duplicates and coordination of benefits: </w:t>
-      </w:r>
-      <w:r>
-        <w:t>Identify exact or near-duplicate claims and determine whether another payer is primary.</w:t>
-      </w:r>
-    </w:p>
-    <w:p>
-      <w:pPr>
-        <w:pStyle w:val="ListNumber"/>
-      </w:pPr>
-      <w:r>
-        <w:rPr>
-          <w:b/>
-        </w:rPr>
-        <w:t xml:space="preserve">Apply authorization and medical-policy rules: </w:t>
-      </w:r>
-      <w:r>
-        <w:t>Confirm required referrals or prior authorizations. Route complex cases for clinical review.</w:t>
-      </w:r>
-    </w:p>
-    <w:p>
-      <w:pPr>
-        <w:pStyle w:val="ListNumber"/>
-      </w:pPr>
-      <w:r>
-        <w:rPr>
-          <w:b/>
-        </w:rPr>
-        <w:t xml:space="preserve">Price the claim: </w:t>
-      </w:r>
-      <w:r>
-        <w:t>Apply contracted rates, fee schedules, bundling edits, deductible, copayment, coinsurance, and out-of-pocket accumulation.</w:t>
-      </w:r>
-    </w:p>
-    <w:p>
-      <w:pPr>
-        <w:pStyle w:val="ListNumber"/>
-      </w:pPr>
-      <w:r>
-        <w:rPr>
-          <w:b/>
-        </w:rPr>
-        <w:t xml:space="preserve">Adjudicate: </w:t>
-      </w:r>
-      <w:r>
-        <w:t>Approve, partially approve, pend, or deny each service line. Record clear reason codes.</w:t>
-      </w:r>
-    </w:p>
-    <w:p>
-      <w:pPr>
-        <w:pStyle w:val="ListNumber"/>
-      </w:pPr>
-      <w:r>
-        <w:rPr>
-          <w:b/>
-        </w:rPr>
-        <w:t xml:space="preserve">Issue payment and explanation: </w:t>
-      </w:r>
-      <w:r>
-        <w:t>Send payment to the correct payee and produce an explanation of benefits or remittance advice.</w:t>
-      </w:r>
-    </w:p>
-    <w:p>
-      <w:pPr>
-        <w:pStyle w:val="ListNumber"/>
-      </w:pPr>
-      <w:r>
-        <w:rPr>
-          <w:b/>
-        </w:rPr>
-        <w:t xml:space="preserve">Handle adjustments and appeals: </w:t>
-      </w:r>
-      <w:r>
-        <w:t>Correct processing errors, recover overpayments where appropriate, and conduct timely appeal reviews.</w:t>
-      </w:r>
-    </w:p>
-    <w:p>
-      <w:pPr>
-        <w:pStyle w:val="Heading1"/>
-        <w:pageBreakBefore/>
-      </w:pPr>
-      <w:r>
-        <w:t>3. Intake Checklist</w:t>
-      </w:r>
-    </w:p>
-    <w:p>
-      <w:pPr>
-        <w:pStyle w:val="ListBullet"/>
-      </w:pPr>
-      <w:r>
-        <w:t>Claim received date is captured.</w:t>
-      </w:r>
-    </w:p>
-    <w:p>
-      <w:pPr>
-        <w:pStyle w:val="ListBullet"/>
-      </w:pPr>
-      <w:r>
-        <w:t>Member and patient identifiers match enrollment records.</w:t>
-      </w:r>
-    </w:p>
-    <w:p>
-      <w:pPr>
-        <w:pStyle w:val="ListBullet"/>
-      </w:pPr>
-      <w:r>
-        <w:t>Provider name, tax identifier, and national provider identifier are present.</w:t>
-      </w:r>
-    </w:p>
-    <w:p>
-      <w:pPr>
-        <w:pStyle w:val="ListBullet"/>
-      </w:pPr>
-      <w:r>
-        <w:t>Service dates are valid and not in the future.</w:t>
-      </w:r>
-    </w:p>
-    <w:p>
-      <w:pPr>
-        <w:pStyle w:val="ListBullet"/>
-      </w:pPr>
-      <w:r>
-        <w:t>Diagnosis and procedure codes are syntactically valid.</w:t>
-      </w:r>
-    </w:p>
-    <w:p>
-      <w:pPr>
-        <w:pStyle w:val="ListBullet"/>
-      </w:pPr>
-      <w:r>
-        <w:t>Billed charges and units are numeric and internally consistent.</w:t>
-      </w:r>
-    </w:p>
-    <w:p>
-      <w:pPr>
-        <w:pStyle w:val="ListBullet"/>
-      </w:pPr>
-      <w:r>
-        <w:t>Attachments are present when required.</w:t>
-      </w:r>
-    </w:p>
-    <w:p>
-      <w:pPr>
-        <w:pStyle w:val="ListBullet"/>
-      </w:pPr>
-      <w:r>
-        <w:t>Potential duplicate claims are flagged.</w:t>
-      </w:r>
-    </w:p>
-    <w:p>
-      <w:pPr>
-        <w:pStyle w:val="Heading1"/>
-      </w:pPr>
-      <w:r>
-        <w:t>4. Decision Outcomes</w:t>
+        <w:t>2. Plan reference used during adjudication</w:t>
       </w:r>
     </w:p>
     <w:tbl>
@@ -490,50 +628,237 @@
         <w:tblLook w:firstColumn="1" w:firstRow="1" w:lastColumn="0" w:lastRow="0" w:noHBand="0" w:noVBand="1" w:val="04A0"/>
       </w:tblPr>
       <w:tblGrid>
-        <w:gridCol w:w="3408"/>
-        <w:gridCol w:w="3408"/>
-        <w:gridCol w:w="3408"/>
+        <w:gridCol w:w="1332"/>
+        <w:gridCol w:w="1332"/>
+        <w:gridCol w:w="1332"/>
+        <w:gridCol w:w="1332"/>
+        <w:gridCol w:w="1332"/>
+        <w:gridCol w:w="1332"/>
+        <w:gridCol w:w="1332"/>
+        <w:gridCol w:w="1332"/>
       </w:tblGrid>
       <w:tr>
         <w:tc>
           <w:tcPr>
-            <w:tcW w:type="dxa" w:w="3408"/>
+            <w:tcW w:type="dxa" w:w="1332"/>
+            <w:vAlign w:val="center"/>
             <w:shd w:fill="D9EAF7"/>
           </w:tcPr>
           <w:p>
+            <w:pPr>
+              <w:spacing w:after="0"/>
+            </w:pPr>
             <w:r>
               <w:rPr>
+                <w:rFonts w:ascii="Arial" w:hAnsi="Arial"/>
                 <w:b/>
+                <w:sz w:val="14"/>
               </w:rPr>
-              <w:t>Outcome</w:t>
+            </w:r>
+            <w:r>
+              <w:rPr>
+                <w:rFonts w:ascii="Arial" w:hAnsi="Arial"/>
+                <w:b/>
+                <w:color w:val="1F2933"/>
+                <w:sz w:val="14"/>
+              </w:rPr>
+              <w:t>Plan ID</w:t>
             </w:r>
           </w:p>
         </w:tc>
         <w:tc>
           <w:tcPr>
-            <w:tcW w:type="dxa" w:w="3408"/>
+            <w:tcW w:type="dxa" w:w="1332"/>
+            <w:vAlign w:val="center"/>
             <w:shd w:fill="D9EAF7"/>
           </w:tcPr>
           <w:p>
+            <w:pPr>
+              <w:spacing w:after="0"/>
+            </w:pPr>
             <w:r>
               <w:rPr>
+                <w:rFonts w:ascii="Arial" w:hAnsi="Arial"/>
                 <w:b/>
+                <w:sz w:val="14"/>
               </w:rPr>
-              <w:t>Meaning</w:t>
+            </w:r>
+            <w:r>
+              <w:rPr>
+                <w:rFonts w:ascii="Arial" w:hAnsi="Arial"/>
+                <w:b/>
+                <w:color w:val="1F2933"/>
+                <w:sz w:val="14"/>
+              </w:rPr>
+              <w:t>Plan name</w:t>
             </w:r>
           </w:p>
         </w:tc>
         <w:tc>
           <w:tcPr>
-            <w:tcW w:type="dxa" w:w="3408"/>
+            <w:tcW w:type="dxa" w:w="1332"/>
+            <w:vAlign w:val="center"/>
             <w:shd w:fill="D9EAF7"/>
           </w:tcPr>
           <w:p>
+            <w:pPr>
+              <w:spacing w:after="0"/>
+            </w:pPr>
             <w:r>
               <w:rPr>
+                <w:rFonts w:ascii="Arial" w:hAnsi="Arial"/>
                 <w:b/>
+                <w:sz w:val="14"/>
               </w:rPr>
-              <w:t>Required Communication</w:t>
+            </w:r>
+            <w:r>
+              <w:rPr>
+                <w:rFonts w:ascii="Arial" w:hAnsi="Arial"/>
+                <w:b/>
+                <w:color w:val="1F2933"/>
+                <w:sz w:val="14"/>
+              </w:rPr>
+              <w:t>Monthly premium</w:t>
+            </w:r>
+          </w:p>
+        </w:tc>
+        <w:tc>
+          <w:tcPr>
+            <w:tcW w:type="dxa" w:w="1332"/>
+            <w:vAlign w:val="center"/>
+            <w:shd w:fill="D9EAF7"/>
+          </w:tcPr>
+          <w:p>
+            <w:pPr>
+              <w:spacing w:after="0"/>
+            </w:pPr>
+            <w:r>
+              <w:rPr>
+                <w:rFonts w:ascii="Arial" w:hAnsi="Arial"/>
+                <w:b/>
+                <w:sz w:val="14"/>
+              </w:rPr>
+            </w:r>
+            <w:r>
+              <w:rPr>
+                <w:rFonts w:ascii="Arial" w:hAnsi="Arial"/>
+                <w:b/>
+                <w:color w:val="1F2933"/>
+                <w:sz w:val="14"/>
+              </w:rPr>
+              <w:t>Annual premium</w:t>
+            </w:r>
+          </w:p>
+        </w:tc>
+        <w:tc>
+          <w:tcPr>
+            <w:tcW w:type="dxa" w:w="1332"/>
+            <w:vAlign w:val="center"/>
+            <w:shd w:fill="D9EAF7"/>
+          </w:tcPr>
+          <w:p>
+            <w:pPr>
+              <w:spacing w:after="0"/>
+            </w:pPr>
+            <w:r>
+              <w:rPr>
+                <w:rFonts w:ascii="Arial" w:hAnsi="Arial"/>
+                <w:b/>
+                <w:sz w:val="14"/>
+              </w:rPr>
+            </w:r>
+            <w:r>
+              <w:rPr>
+                <w:rFonts w:ascii="Arial" w:hAnsi="Arial"/>
+                <w:b/>
+                <w:color w:val="1F2933"/>
+                <w:sz w:val="14"/>
+              </w:rPr>
+              <w:t>Annual deductible</w:t>
+            </w:r>
+          </w:p>
+        </w:tc>
+        <w:tc>
+          <w:tcPr>
+            <w:tcW w:type="dxa" w:w="1332"/>
+            <w:vAlign w:val="center"/>
+            <w:shd w:fill="D9EAF7"/>
+          </w:tcPr>
+          <w:p>
+            <w:pPr>
+              <w:spacing w:after="0"/>
+            </w:pPr>
+            <w:r>
+              <w:rPr>
+                <w:rFonts w:ascii="Arial" w:hAnsi="Arial"/>
+                <w:b/>
+                <w:sz w:val="14"/>
+              </w:rPr>
+            </w:r>
+            <w:r>
+              <w:rPr>
+                <w:rFonts w:ascii="Arial" w:hAnsi="Arial"/>
+                <w:b/>
+                <w:color w:val="1F2933"/>
+                <w:sz w:val="14"/>
+              </w:rPr>
+              <w:t>Cost share</w:t>
+            </w:r>
+          </w:p>
+        </w:tc>
+        <w:tc>
+          <w:tcPr>
+            <w:tcW w:type="dxa" w:w="1332"/>
+            <w:vAlign w:val="center"/>
+            <w:shd w:fill="D9EAF7"/>
+          </w:tcPr>
+          <w:p>
+            <w:pPr>
+              <w:spacing w:after="0"/>
+            </w:pPr>
+            <w:r>
+              <w:rPr>
+                <w:rFonts w:ascii="Arial" w:hAnsi="Arial"/>
+                <w:b/>
+                <w:sz w:val="14"/>
+              </w:rPr>
+            </w:r>
+            <w:r>
+              <w:rPr>
+                <w:rFonts w:ascii="Arial" w:hAnsi="Arial"/>
+                <w:b/>
+                <w:color w:val="1F2933"/>
+                <w:sz w:val="14"/>
+              </w:rPr>
+              <w:t>Coverage type</w:t>
+            </w:r>
+          </w:p>
+        </w:tc>
+        <w:tc>
+          <w:tcPr>
+            <w:tcW w:type="dxa" w:w="1332"/>
+            <w:vAlign w:val="center"/>
+            <w:shd w:fill="D9EAF7"/>
+          </w:tcPr>
+          <w:p>
+            <w:pPr>
+              <w:spacing w:after="0"/>
+            </w:pPr>
+            <w:r>
+              <w:rPr>
+                <w:rFonts w:ascii="Arial" w:hAnsi="Arial"/>
+                <w:b/>
+                <w:sz w:val="14"/>
+              </w:rPr>
+            </w:r>
+            <w:r>
+              <w:rPr>
+                <w:rFonts w:ascii="Arial" w:hAnsi="Arial"/>
+                <w:b/>
+                <w:color w:val="1F2933"/>
+                <w:sz w:val="14"/>
+              </w:rPr>
+              <w:t>Network tier</w:t>
             </w:r>
           </w:p>
         </w:tc>
@@ -541,31 +866,209 @@
       <w:tr>
         <w:tc>
           <w:tcPr>
-            <w:tcW w:type="dxa" w:w="3408"/>
+            <w:tcW w:type="dxa" w:w="1332"/>
+            <w:vAlign w:val="center"/>
           </w:tcPr>
           <w:p>
+            <w:pPr>
+              <w:spacing w:after="0"/>
+            </w:pPr>
             <w:r>
-              <w:t>Paid</w:t>
+              <w:rPr>
+                <w:rFonts w:ascii="Arial" w:hAnsi="Arial"/>
+                <w:sz w:val="14"/>
+              </w:rPr>
+            </w:r>
+            <w:r>
+              <w:rPr>
+                <w:rFonts w:ascii="Arial" w:hAnsi="Arial"/>
+                <w:b w:val="0"/>
+                <w:color w:val="1F2933"/>
+                <w:sz w:val="14"/>
+              </w:rPr>
+              <w:t>P101</w:t>
             </w:r>
           </w:p>
         </w:tc>
         <w:tc>
           <w:tcPr>
-            <w:tcW w:type="dxa" w:w="3408"/>
+            <w:tcW w:type="dxa" w:w="1332"/>
+            <w:vAlign w:val="center"/>
           </w:tcPr>
           <w:p>
+            <w:pPr>
+              <w:spacing w:after="0"/>
+            </w:pPr>
             <w:r>
-              <w:t>All edits passed and the allowed amount is payable.</w:t>
+              <w:rPr>
+                <w:rFonts w:ascii="Arial" w:hAnsi="Arial"/>
+                <w:sz w:val="14"/>
+              </w:rPr>
+            </w:r>
+            <w:r>
+              <w:rPr>
+                <w:rFonts w:ascii="Arial" w:hAnsi="Arial"/>
+                <w:b w:val="0"/>
+                <w:color w:val="1F2933"/>
+                <w:sz w:val="14"/>
+              </w:rPr>
+              <w:t>Gold PPO</w:t>
             </w:r>
           </w:p>
         </w:tc>
         <w:tc>
           <w:tcPr>
-            <w:tcW w:type="dxa" w:w="3408"/>
+            <w:tcW w:type="dxa" w:w="1332"/>
+            <w:vAlign w:val="center"/>
           </w:tcPr>
           <w:p>
+            <w:pPr>
+              <w:spacing w:after="0"/>
+            </w:pPr>
             <w:r>
-              <w:t>State the reason, financial impact, next action, and applicable deadline.</w:t>
+              <w:rPr>
+                <w:rFonts w:ascii="Arial" w:hAnsi="Arial"/>
+                <w:sz w:val="14"/>
+              </w:rPr>
+            </w:r>
+            <w:r>
+              <w:rPr>
+                <w:rFonts w:ascii="Arial" w:hAnsi="Arial"/>
+                <w:b w:val="0"/>
+                <w:color w:val="1F2933"/>
+                <w:sz w:val="14"/>
+              </w:rPr>
+              <w:t>$500</w:t>
+            </w:r>
+          </w:p>
+        </w:tc>
+        <w:tc>
+          <w:tcPr>
+            <w:tcW w:type="dxa" w:w="1332"/>
+            <w:vAlign w:val="center"/>
+          </w:tcPr>
+          <w:p>
+            <w:pPr>
+              <w:spacing w:after="0"/>
+            </w:pPr>
+            <w:r>
+              <w:rPr>
+                <w:rFonts w:ascii="Arial" w:hAnsi="Arial"/>
+                <w:sz w:val="14"/>
+              </w:rPr>
+            </w:r>
+            <w:r>
+              <w:rPr>
+                <w:rFonts w:ascii="Arial" w:hAnsi="Arial"/>
+                <w:b w:val="0"/>
+                <w:color w:val="1F2933"/>
+                <w:sz w:val="14"/>
+              </w:rPr>
+              <w:t>$6,000</w:t>
+            </w:r>
+          </w:p>
+        </w:tc>
+        <w:tc>
+          <w:tcPr>
+            <w:tcW w:type="dxa" w:w="1332"/>
+            <w:vAlign w:val="center"/>
+          </w:tcPr>
+          <w:p>
+            <w:pPr>
+              <w:spacing w:after="0"/>
+            </w:pPr>
+            <w:r>
+              <w:rPr>
+                <w:rFonts w:ascii="Arial" w:hAnsi="Arial"/>
+                <w:sz w:val="14"/>
+              </w:rPr>
+            </w:r>
+            <w:r>
+              <w:rPr>
+                <w:rFonts w:ascii="Arial" w:hAnsi="Arial"/>
+                <w:b w:val="0"/>
+                <w:color w:val="1F2933"/>
+                <w:sz w:val="14"/>
+              </w:rPr>
+              <w:t>$2,000</w:t>
+            </w:r>
+          </w:p>
+        </w:tc>
+        <w:tc>
+          <w:tcPr>
+            <w:tcW w:type="dxa" w:w="1332"/>
+            <w:vAlign w:val="center"/>
+          </w:tcPr>
+          <w:p>
+            <w:pPr>
+              <w:spacing w:after="0"/>
+            </w:pPr>
+            <w:r>
+              <w:rPr>
+                <w:rFonts w:ascii="Arial" w:hAnsi="Arial"/>
+                <w:sz w:val="14"/>
+              </w:rPr>
+            </w:r>
+            <w:r>
+              <w:rPr>
+                <w:rFonts w:ascii="Arial" w:hAnsi="Arial"/>
+                <w:b w:val="0"/>
+                <w:color w:val="1F2933"/>
+                <w:sz w:val="14"/>
+              </w:rPr>
+              <w:t>10%</w:t>
+            </w:r>
+          </w:p>
+        </w:tc>
+        <w:tc>
+          <w:tcPr>
+            <w:tcW w:type="dxa" w:w="1332"/>
+            <w:vAlign w:val="center"/>
+          </w:tcPr>
+          <w:p>
+            <w:pPr>
+              <w:spacing w:after="0"/>
+            </w:pPr>
+            <w:r>
+              <w:rPr>
+                <w:rFonts w:ascii="Arial" w:hAnsi="Arial"/>
+                <w:sz w:val="14"/>
+              </w:rPr>
+            </w:r>
+            <w:r>
+              <w:rPr>
+                <w:rFonts w:ascii="Arial" w:hAnsi="Arial"/>
+                <w:b w:val="0"/>
+                <w:color w:val="1F2933"/>
+                <w:sz w:val="14"/>
+              </w:rPr>
+              <w:t>PPO</w:t>
+            </w:r>
+          </w:p>
+        </w:tc>
+        <w:tc>
+          <w:tcPr>
+            <w:tcW w:type="dxa" w:w="1332"/>
+            <w:vAlign w:val="center"/>
+          </w:tcPr>
+          <w:p>
+            <w:pPr>
+              <w:spacing w:after="0"/>
+            </w:pPr>
+            <w:r>
+              <w:rPr>
+                <w:rFonts w:ascii="Arial" w:hAnsi="Arial"/>
+                <w:sz w:val="14"/>
+              </w:rPr>
+            </w:r>
+            <w:r>
+              <w:rPr>
+                <w:rFonts w:ascii="Arial" w:hAnsi="Arial"/>
+                <w:b w:val="0"/>
+                <w:color w:val="1F2933"/>
+                <w:sz w:val="14"/>
+              </w:rPr>
+              <w:t>Gold</w:t>
             </w:r>
           </w:p>
         </w:tc>
@@ -573,31 +1076,209 @@
       <w:tr>
         <w:tc>
           <w:tcPr>
-            <w:tcW w:type="dxa" w:w="3408"/>
+            <w:tcW w:type="dxa" w:w="1332"/>
+            <w:vAlign w:val="center"/>
           </w:tcPr>
           <w:p>
+            <w:pPr>
+              <w:spacing w:after="0"/>
+            </w:pPr>
             <w:r>
-              <w:t>Partially paid</w:t>
+              <w:rPr>
+                <w:rFonts w:ascii="Arial" w:hAnsi="Arial"/>
+                <w:sz w:val="14"/>
+              </w:rPr>
+            </w:r>
+            <w:r>
+              <w:rPr>
+                <w:rFonts w:ascii="Arial" w:hAnsi="Arial"/>
+                <w:b w:val="0"/>
+                <w:color w:val="1F2933"/>
+                <w:sz w:val="14"/>
+              </w:rPr>
+              <w:t>P102</w:t>
             </w:r>
           </w:p>
         </w:tc>
         <w:tc>
           <w:tcPr>
-            <w:tcW w:type="dxa" w:w="3408"/>
+            <w:tcW w:type="dxa" w:w="1332"/>
+            <w:vAlign w:val="center"/>
           </w:tcPr>
           <w:p>
+            <w:pPr>
+              <w:spacing w:after="0"/>
+            </w:pPr>
             <w:r>
-              <w:t>At least one service line is payable and at least one line is denied or reduced.</w:t>
+              <w:rPr>
+                <w:rFonts w:ascii="Arial" w:hAnsi="Arial"/>
+                <w:sz w:val="14"/>
+              </w:rPr>
+            </w:r>
+            <w:r>
+              <w:rPr>
+                <w:rFonts w:ascii="Arial" w:hAnsi="Arial"/>
+                <w:b w:val="0"/>
+                <w:color w:val="1F2933"/>
+                <w:sz w:val="14"/>
+              </w:rPr>
+              <w:t>Silver HMO</w:t>
             </w:r>
           </w:p>
         </w:tc>
         <w:tc>
           <w:tcPr>
-            <w:tcW w:type="dxa" w:w="3408"/>
+            <w:tcW w:type="dxa" w:w="1332"/>
+            <w:vAlign w:val="center"/>
           </w:tcPr>
           <w:p>
+            <w:pPr>
+              <w:spacing w:after="0"/>
+            </w:pPr>
             <w:r>
-              <w:t>State the reason, financial impact, next action, and applicable deadline.</w:t>
+              <w:rPr>
+                <w:rFonts w:ascii="Arial" w:hAnsi="Arial"/>
+                <w:sz w:val="14"/>
+              </w:rPr>
+            </w:r>
+            <w:r>
+              <w:rPr>
+                <w:rFonts w:ascii="Arial" w:hAnsi="Arial"/>
+                <w:b w:val="0"/>
+                <w:color w:val="1F2933"/>
+                <w:sz w:val="14"/>
+              </w:rPr>
+              <w:t>$300</w:t>
+            </w:r>
+          </w:p>
+        </w:tc>
+        <w:tc>
+          <w:tcPr>
+            <w:tcW w:type="dxa" w:w="1332"/>
+            <w:vAlign w:val="center"/>
+          </w:tcPr>
+          <w:p>
+            <w:pPr>
+              <w:spacing w:after="0"/>
+            </w:pPr>
+            <w:r>
+              <w:rPr>
+                <w:rFonts w:ascii="Arial" w:hAnsi="Arial"/>
+                <w:sz w:val="14"/>
+              </w:rPr>
+            </w:r>
+            <w:r>
+              <w:rPr>
+                <w:rFonts w:ascii="Arial" w:hAnsi="Arial"/>
+                <w:b w:val="0"/>
+                <w:color w:val="1F2933"/>
+                <w:sz w:val="14"/>
+              </w:rPr>
+              <w:t>$3,600</w:t>
+            </w:r>
+          </w:p>
+        </w:tc>
+        <w:tc>
+          <w:tcPr>
+            <w:tcW w:type="dxa" w:w="1332"/>
+            <w:vAlign w:val="center"/>
+          </w:tcPr>
+          <w:p>
+            <w:pPr>
+              <w:spacing w:after="0"/>
+            </w:pPr>
+            <w:r>
+              <w:rPr>
+                <w:rFonts w:ascii="Arial" w:hAnsi="Arial"/>
+                <w:sz w:val="14"/>
+              </w:rPr>
+            </w:r>
+            <w:r>
+              <w:rPr>
+                <w:rFonts w:ascii="Arial" w:hAnsi="Arial"/>
+                <w:b w:val="0"/>
+                <w:color w:val="1F2933"/>
+                <w:sz w:val="14"/>
+              </w:rPr>
+              <w:t>$1,500</w:t>
+            </w:r>
+          </w:p>
+        </w:tc>
+        <w:tc>
+          <w:tcPr>
+            <w:tcW w:type="dxa" w:w="1332"/>
+            <w:vAlign w:val="center"/>
+          </w:tcPr>
+          <w:p>
+            <w:pPr>
+              <w:spacing w:after="0"/>
+            </w:pPr>
+            <w:r>
+              <w:rPr>
+                <w:rFonts w:ascii="Arial" w:hAnsi="Arial"/>
+                <w:sz w:val="14"/>
+              </w:rPr>
+            </w:r>
+            <w:r>
+              <w:rPr>
+                <w:rFonts w:ascii="Arial" w:hAnsi="Arial"/>
+                <w:b w:val="0"/>
+                <w:color w:val="1F2933"/>
+                <w:sz w:val="14"/>
+              </w:rPr>
+              <w:t>20%</w:t>
+            </w:r>
+          </w:p>
+        </w:tc>
+        <w:tc>
+          <w:tcPr>
+            <w:tcW w:type="dxa" w:w="1332"/>
+            <w:vAlign w:val="center"/>
+          </w:tcPr>
+          <w:p>
+            <w:pPr>
+              <w:spacing w:after="0"/>
+            </w:pPr>
+            <w:r>
+              <w:rPr>
+                <w:rFonts w:ascii="Arial" w:hAnsi="Arial"/>
+                <w:sz w:val="14"/>
+              </w:rPr>
+            </w:r>
+            <w:r>
+              <w:rPr>
+                <w:rFonts w:ascii="Arial" w:hAnsi="Arial"/>
+                <w:b w:val="0"/>
+                <w:color w:val="1F2933"/>
+                <w:sz w:val="14"/>
+              </w:rPr>
+              <w:t>HMO</w:t>
+            </w:r>
+          </w:p>
+        </w:tc>
+        <w:tc>
+          <w:tcPr>
+            <w:tcW w:type="dxa" w:w="1332"/>
+            <w:vAlign w:val="center"/>
+          </w:tcPr>
+          <w:p>
+            <w:pPr>
+              <w:spacing w:after="0"/>
+            </w:pPr>
+            <w:r>
+              <w:rPr>
+                <w:rFonts w:ascii="Arial" w:hAnsi="Arial"/>
+                <w:sz w:val="14"/>
+              </w:rPr>
+            </w:r>
+            <w:r>
+              <w:rPr>
+                <w:rFonts w:ascii="Arial" w:hAnsi="Arial"/>
+                <w:b w:val="0"/>
+                <w:color w:val="1F2933"/>
+                <w:sz w:val="14"/>
+              </w:rPr>
+              <w:t>Silver</w:t>
             </w:r>
           </w:p>
         </w:tc>
@@ -605,95 +1286,209 @@
       <w:tr>
         <w:tc>
           <w:tcPr>
-            <w:tcW w:type="dxa" w:w="3408"/>
+            <w:tcW w:type="dxa" w:w="1332"/>
+            <w:vAlign w:val="center"/>
           </w:tcPr>
           <w:p>
+            <w:pPr>
+              <w:spacing w:after="0"/>
+            </w:pPr>
             <w:r>
-              <w:t>Denied</w:t>
+              <w:rPr>
+                <w:rFonts w:ascii="Arial" w:hAnsi="Arial"/>
+                <w:sz w:val="14"/>
+              </w:rPr>
+            </w:r>
+            <w:r>
+              <w:rPr>
+                <w:rFonts w:ascii="Arial" w:hAnsi="Arial"/>
+                <w:b w:val="0"/>
+                <w:color w:val="1F2933"/>
+                <w:sz w:val="14"/>
+              </w:rPr>
+              <w:t>P103</w:t>
             </w:r>
           </w:p>
         </w:tc>
         <w:tc>
           <w:tcPr>
-            <w:tcW w:type="dxa" w:w="3408"/>
+            <w:tcW w:type="dxa" w:w="1332"/>
+            <w:vAlign w:val="center"/>
           </w:tcPr>
           <w:p>
+            <w:pPr>
+              <w:spacing w:after="0"/>
+            </w:pPr>
             <w:r>
-              <w:t>No payment is due because a coverage, coding, eligibility, authorization, or policy rule was not met.</w:t>
+              <w:rPr>
+                <w:rFonts w:ascii="Arial" w:hAnsi="Arial"/>
+                <w:sz w:val="14"/>
+              </w:rPr>
+            </w:r>
+            <w:r>
+              <w:rPr>
+                <w:rFonts w:ascii="Arial" w:hAnsi="Arial"/>
+                <w:b w:val="0"/>
+                <w:color w:val="1F2933"/>
+                <w:sz w:val="14"/>
+              </w:rPr>
+              <w:t>Bronze HMO</w:t>
             </w:r>
           </w:p>
         </w:tc>
         <w:tc>
           <w:tcPr>
-            <w:tcW w:type="dxa" w:w="3408"/>
+            <w:tcW w:type="dxa" w:w="1332"/>
+            <w:vAlign w:val="center"/>
           </w:tcPr>
           <w:p>
+            <w:pPr>
+              <w:spacing w:after="0"/>
+            </w:pPr>
             <w:r>
-              <w:t>State the reason, financial impact, next action, and applicable deadline.</w:t>
+              <w:rPr>
+                <w:rFonts w:ascii="Arial" w:hAnsi="Arial"/>
+                <w:sz w:val="14"/>
+              </w:rPr>
             </w:r>
-          </w:p>
-        </w:tc>
-      </w:tr>
-      <w:tr>
-        <w:tc>
-          <w:tcPr>
-            <w:tcW w:type="dxa" w:w="3408"/>
-          </w:tcPr>
-          <w:p>
             <w:r>
-              <w:t>Pended</w:t>
+              <w:rPr>
+                <w:rFonts w:ascii="Arial" w:hAnsi="Arial"/>
+                <w:b w:val="0"/>
+                <w:color w:val="1F2933"/>
+                <w:sz w:val="14"/>
+              </w:rPr>
+              <w:t>$150</w:t>
             </w:r>
           </w:p>
         </w:tc>
         <w:tc>
           <w:tcPr>
-            <w:tcW w:type="dxa" w:w="3408"/>
+            <w:tcW w:type="dxa" w:w="1332"/>
+            <w:vAlign w:val="center"/>
           </w:tcPr>
           <w:p>
+            <w:pPr>
+              <w:spacing w:after="0"/>
+            </w:pPr>
             <w:r>
-              <w:t>Additional information or manual review is required before a final decision.</w:t>
+              <w:rPr>
+                <w:rFonts w:ascii="Arial" w:hAnsi="Arial"/>
+                <w:sz w:val="14"/>
+              </w:rPr>
+            </w:r>
+            <w:r>
+              <w:rPr>
+                <w:rFonts w:ascii="Arial" w:hAnsi="Arial"/>
+                <w:b w:val="0"/>
+                <w:color w:val="1F2933"/>
+                <w:sz w:val="14"/>
+              </w:rPr>
+              <w:t>$1,800</w:t>
             </w:r>
           </w:p>
         </w:tc>
         <w:tc>
           <w:tcPr>
-            <w:tcW w:type="dxa" w:w="3408"/>
+            <w:tcW w:type="dxa" w:w="1332"/>
+            <w:vAlign w:val="center"/>
           </w:tcPr>
           <w:p>
+            <w:pPr>
+              <w:spacing w:after="0"/>
+            </w:pPr>
             <w:r>
-              <w:t>State the reason, financial impact, next action, and applicable deadline.</w:t>
+              <w:rPr>
+                <w:rFonts w:ascii="Arial" w:hAnsi="Arial"/>
+                <w:sz w:val="14"/>
+              </w:rPr>
             </w:r>
-          </w:p>
-        </w:tc>
-      </w:tr>
-      <w:tr>
-        <w:tc>
-          <w:tcPr>
-            <w:tcW w:type="dxa" w:w="3408"/>
-          </w:tcPr>
-          <w:p>
             <w:r>
-              <w:t>Rejected</w:t>
+              <w:rPr>
+                <w:rFonts w:ascii="Arial" w:hAnsi="Arial"/>
+                <w:b w:val="0"/>
+                <w:color w:val="1F2933"/>
+                <w:sz w:val="14"/>
+              </w:rPr>
+              <w:t>$1,000</w:t>
             </w:r>
           </w:p>
         </w:tc>
         <w:tc>
           <w:tcPr>
-            <w:tcW w:type="dxa" w:w="3408"/>
+            <w:tcW w:type="dxa" w:w="1332"/>
+            <w:vAlign w:val="center"/>
           </w:tcPr>
           <w:p>
+            <w:pPr>
+              <w:spacing w:after="0"/>
+            </w:pPr>
             <w:r>
-              <w:t>The submission cannot enter adjudication because required data or file structure is invalid.</w:t>
+              <w:rPr>
+                <w:rFonts w:ascii="Arial" w:hAnsi="Arial"/>
+                <w:sz w:val="14"/>
+              </w:rPr>
+            </w:r>
+            <w:r>
+              <w:rPr>
+                <w:rFonts w:ascii="Arial" w:hAnsi="Arial"/>
+                <w:b w:val="0"/>
+                <w:color w:val="1F2933"/>
+                <w:sz w:val="14"/>
+              </w:rPr>
+              <w:t>30%</w:t>
             </w:r>
           </w:p>
         </w:tc>
         <w:tc>
           <w:tcPr>
-            <w:tcW w:type="dxa" w:w="3408"/>
+            <w:tcW w:type="dxa" w:w="1332"/>
+            <w:vAlign w:val="center"/>
           </w:tcPr>
           <w:p>
+            <w:pPr>
+              <w:spacing w:after="0"/>
+            </w:pPr>
             <w:r>
-              <w:t>State the reason, financial impact, next action, and applicable deadline.</w:t>
+              <w:rPr>
+                <w:rFonts w:ascii="Arial" w:hAnsi="Arial"/>
+                <w:sz w:val="14"/>
+              </w:rPr>
+            </w:r>
+            <w:r>
+              <w:rPr>
+                <w:rFonts w:ascii="Arial" w:hAnsi="Arial"/>
+                <w:b w:val="0"/>
+                <w:color w:val="1F2933"/>
+                <w:sz w:val="14"/>
+              </w:rPr>
+              <w:t>HMO</w:t>
+            </w:r>
+          </w:p>
+        </w:tc>
+        <w:tc>
+          <w:tcPr>
+            <w:tcW w:type="dxa" w:w="1332"/>
+            <w:vAlign w:val="center"/>
+          </w:tcPr>
+          <w:p>
+            <w:pPr>
+              <w:spacing w:after="0"/>
+            </w:pPr>
+            <w:r>
+              <w:rPr>
+                <w:rFonts w:ascii="Arial" w:hAnsi="Arial"/>
+                <w:sz w:val="14"/>
+              </w:rPr>
+            </w:r>
+            <w:r>
+              <w:rPr>
+                <w:rFonts w:ascii="Arial" w:hAnsi="Arial"/>
+                <w:b w:val="0"/>
+                <w:color w:val="1F2933"/>
+                <w:sz w:val="14"/>
+              </w:rPr>
+              <w:t>Bronze</w:t>
             </w:r>
           </w:p>
         </w:tc>
@@ -701,217 +1496,217 @@
     </w:tbl>
     <w:p>
       <w:pPr>
-        <w:pStyle w:val="Heading1"/>
+        <w:spacing w:after="80" w:line="252" w:lineRule="auto"/>
       </w:pPr>
       <w:r>
-        <w:t>5. Common Denial and Pend Reasons</w:t>
+        <w:rPr>
+          <w:rFonts w:ascii="Arial" w:hAnsi="Arial"/>
+          <w:b w:val="0"/>
+          <w:color w:val="1F2933"/>
+          <w:sz w:val="16"/>
+        </w:rPr>
+        <w:t>Important: the source labels are synthetic. The dataset happens to list a higher deductible for Gold PPO than for the HMO plans; the guide preserves those values rather than replacing them with typical market assumptions.</w:t>
+      </w:r>
+    </w:p>
+    <w:p>
+      <w:r>
+        <w:br w:type="page"/>
       </w:r>
     </w:p>
     <w:p>
       <w:pPr>
-        <w:pStyle w:val="ListBullet"/>
+        <w:spacing w:before="160" w:after="80"/>
       </w:pPr>
       <w:r>
         <w:rPr>
+          <w:rFonts w:ascii="Arial" w:hAnsi="Arial"/>
           <w:b/>
+          <w:color w:val="17365D"/>
+          <w:sz w:val="28"/>
         </w:rPr>
-        <w:t xml:space="preserve">Eligibility: </w:t>
-      </w:r>
-      <w:r>
-        <w:t>Coverage was inactive or the patient was not enrolled on the service date.</w:t>
+        <w:t>3. Standard claims workflow</w:t>
       </w:r>
     </w:p>
     <w:p>
       <w:pPr>
-        <w:pStyle w:val="ListBullet"/>
+        <w:spacing w:after="80"/>
+        <w:ind w:left="173" w:hanging="173"/>
       </w:pPr>
       <w:r>
         <w:rPr>
+          <w:rFonts w:ascii="Arial" w:hAnsi="Arial"/>
           <w:b/>
+          <w:sz w:val="18"/>
         </w:rPr>
-        <w:t xml:space="preserve">Prior authorization: </w:t>
+        <w:t xml:space="preserve">1. Receive and log: </w:t>
       </w:r>
       <w:r>
-        <w:t>A required authorization was missing, expired, or did not match the service.</w:t>
+        <w:rPr>
+          <w:rFonts w:ascii="Arial" w:hAnsi="Arial"/>
+          <w:sz w:val="18"/>
+        </w:rPr>
+        <w:t>Capture claim_id, member_id, plan_id, procedure, claim_amount, status, and date_filed.</w:t>
       </w:r>
     </w:p>
     <w:p>
       <w:pPr>
-        <w:pStyle w:val="ListBullet"/>
+        <w:spacing w:after="80"/>
+        <w:ind w:left="173" w:hanging="173"/>
       </w:pPr>
       <w:r>
         <w:rPr>
+          <w:rFonts w:ascii="Arial" w:hAnsi="Arial"/>
           <w:b/>
+          <w:sz w:val="18"/>
         </w:rPr>
-        <w:t xml:space="preserve">Medical necessity: </w:t>
+        <w:t xml:space="preserve">2. Validate schema: </w:t>
       </w:r>
       <w:r>
-        <w:t>Submitted records did not support the service under the applicable policy.</w:t>
+        <w:rPr>
+          <w:rFonts w:ascii="Arial" w:hAnsi="Arial"/>
+          <w:sz w:val="18"/>
+        </w:rPr>
+        <w:t>Confirm required fields are present; validate date format, numeric amount, unique claim_id, and permitted status values.</w:t>
       </w:r>
     </w:p>
     <w:p>
       <w:pPr>
-        <w:pStyle w:val="ListBullet"/>
+        <w:spacing w:after="80"/>
+        <w:ind w:left="173" w:hanging="173"/>
       </w:pPr>
       <w:r>
         <w:rPr>
+          <w:rFonts w:ascii="Arial" w:hAnsi="Arial"/>
           <w:b/>
+          <w:sz w:val="18"/>
         </w:rPr>
-        <w:t xml:space="preserve">Coding: </w:t>
+        <w:t xml:space="preserve">3. Validate plan linkage: </w:t>
       </w:r>
       <w:r>
-        <w:t>Diagnosis, procedure, modifier, units, or place-of-service information was invalid or inconsistent.</w:t>
+        <w:rPr>
+          <w:rFonts w:ascii="Arial" w:hAnsi="Arial"/>
+          <w:sz w:val="18"/>
+        </w:rPr>
+        <w:t>Join the claim to plans.csv by plan_id. Claims with an unknown plan_id should be rejected or pended for correction.</w:t>
       </w:r>
     </w:p>
     <w:p>
       <w:pPr>
-        <w:pStyle w:val="ListBullet"/>
+        <w:spacing w:after="80"/>
+        <w:ind w:left="173" w:hanging="173"/>
       </w:pPr>
       <w:r>
         <w:rPr>
+          <w:rFonts w:ascii="Arial" w:hAnsi="Arial"/>
           <w:b/>
+          <w:sz w:val="18"/>
         </w:rPr>
-        <w:t xml:space="preserve">Timely filing: </w:t>
+        <w:t xml:space="preserve">4. Enrich claim context: </w:t>
       </w:r>
       <w:r>
-        <w:t>The claim was received after the fictional 180-day filing limit.</w:t>
+        <w:rPr>
+          <w:rFonts w:ascii="Arial" w:hAnsi="Arial"/>
+          <w:sz w:val="18"/>
+        </w:rPr>
+        <w:t>Attach plan_name, annual_deductible, copay_pct, coverage_type, and network_tier to the processing record.</w:t>
       </w:r>
     </w:p>
     <w:p>
       <w:pPr>
-        <w:pStyle w:val="ListBullet"/>
+        <w:spacing w:after="80"/>
+        <w:ind w:left="173" w:hanging="173"/>
       </w:pPr>
       <w:r>
         <w:rPr>
+          <w:rFonts w:ascii="Arial" w:hAnsi="Arial"/>
           <w:b/>
+          <w:sz w:val="18"/>
         </w:rPr>
-        <w:t xml:space="preserve">Coordination of benefits: </w:t>
+        <w:t xml:space="preserve">5. Review duplicate risk: </w:t>
       </w:r>
       <w:r>
-        <w:t>Another insurer may be primary and additional information is needed.</w:t>
+        <w:rPr>
+          <w:rFonts w:ascii="Arial" w:hAnsi="Arial"/>
+          <w:sz w:val="18"/>
+        </w:rPr>
+        <w:t>Check whether the same member, procedure, amount, and filing date already exist under another claim_id.</w:t>
       </w:r>
     </w:p>
     <w:p>
       <w:pPr>
-        <w:pStyle w:val="ListBullet"/>
+        <w:spacing w:after="80"/>
+        <w:ind w:left="173" w:hanging="173"/>
       </w:pPr>
       <w:r>
         <w:rPr>
+          <w:rFonts w:ascii="Arial" w:hAnsi="Arial"/>
           <w:b/>
+          <w:sz w:val="18"/>
         </w:rPr>
-        <w:t xml:space="preserve">Duplicate: </w:t>
+        <w:t xml:space="preserve">6. Apply configured rules: </w:t>
       </w:r>
       <w:r>
-        <w:t>The same or substantially similar service was previously processed.</w:t>
+        <w:rPr>
+          <w:rFonts w:ascii="Arial" w:hAnsi="Arial"/>
+          <w:sz w:val="18"/>
+        </w:rPr>
+        <w:t>Use only implemented benefit, authorization, network, and pricing rules. These rules are not supplied by the current CSV schema and must not be invented.</w:t>
       </w:r>
     </w:p>
     <w:p>
       <w:pPr>
-        <w:pStyle w:val="Heading1"/>
+        <w:spacing w:after="80"/>
+        <w:ind w:left="173" w:hanging="173"/>
       </w:pPr>
       <w:r>
-        <w:t>6. Appeals Process</w:t>
+        <w:rPr>
+          <w:rFonts w:ascii="Arial" w:hAnsi="Arial"/>
+          <w:b/>
+          <w:sz w:val="18"/>
+        </w:rPr>
+        <w:t xml:space="preserve">7. Assign outcome: </w:t>
       </w:r>
-    </w:p>
-    <w:p>
-      <w:pPr/>
       <w:r>
-        <w:t>1.  Submit a written appeal within 180 calendar days of the adverse determination.</w:t>
-      </w:r>
-    </w:p>
-    <w:p>
-      <w:pPr/>
-      <w:r>
-        <w:t>2.  Include the claim number, member name, service dates, disputed services, and the requested resolution.</w:t>
-      </w:r>
-    </w:p>
-    <w:p>
-      <w:pPr/>
-      <w:r>
-        <w:t>3.  Attach relevant medical records, authorization evidence, coding documentation, or proof of timely filing.</w:t>
-      </w:r>
-    </w:p>
-    <w:p>
-      <w:pPr/>
-      <w:r>
-        <w:t>4.  Acknowledge receipt within 5 business days.</w:t>
-      </w:r>
-    </w:p>
-    <w:p>
-      <w:pPr/>
-      <w:r>
-        <w:t>5.  Complete a standard appeal within 30 calendar days unless additional time is allowed by law or contract.</w:t>
-      </w:r>
-    </w:p>
-    <w:p>
-      <w:pPr/>
-      <w:r>
-        <w:t>6.  Send a written determination explaining the evidence reviewed, decision, and any further review rights.</w:t>
+        <w:rPr>
+          <w:rFonts w:ascii="Arial" w:hAnsi="Arial"/>
+          <w:sz w:val="18"/>
+        </w:rPr>
+        <w:t>Use Approved, Denied, or Pending as represented in the supplied data. Store a reason field in a production schema even though claims.csv does not contain one.</w:t>
       </w:r>
     </w:p>
     <w:p>
       <w:pPr>
-        <w:pStyle w:val="Heading1"/>
-        <w:pageBreakBefore/>
+        <w:spacing w:after="80"/>
+        <w:ind w:left="173" w:hanging="173"/>
       </w:pPr>
       <w:r>
-        <w:t>7. Quality-Control Rules</w:t>
+        <w:rPr>
+          <w:rFonts w:ascii="Arial" w:hAnsi="Arial"/>
+          <w:b/>
+          <w:sz w:val="18"/>
+        </w:rPr>
+        <w:t xml:space="preserve">8. Produce audit output: </w:t>
+      </w:r>
+      <w:r>
+        <w:rPr>
+          <w:rFonts w:ascii="Arial" w:hAnsi="Arial"/>
+          <w:sz w:val="18"/>
+        </w:rPr>
+        <w:t>Preserve original values, enriched plan values, processing timestamps, rule results, and any manual override details.</w:t>
       </w:r>
     </w:p>
     <w:p>
       <w:pPr>
-        <w:pStyle w:val="ListBullet"/>
+        <w:spacing w:before="160" w:after="80"/>
       </w:pPr>
       <w:r>
-        <w:t>Every denial must map to a documented rule and a member-friendly explanation.</w:t>
-      </w:r>
-    </w:p>
-    <w:p>
-      <w:pPr>
-        <w:pStyle w:val="ListBullet"/>
-      </w:pPr>
-      <w:r>
-        <w:t>Clinical reviewers must be appropriately qualified for the issue reviewed.</w:t>
-      </w:r>
-    </w:p>
-    <w:p>
-      <w:pPr>
-        <w:pStyle w:val="ListBullet"/>
-      </w:pPr>
-      <w:r>
-        <w:t>No employee may approve a payment to themselves or alter audit logs.</w:t>
-      </w:r>
-    </w:p>
-    <w:p>
-      <w:pPr>
-        <w:pStyle w:val="ListBullet"/>
-      </w:pPr>
-      <w:r>
-        <w:t>All manual overrides require a reason and supervisor approval.</w:t>
-      </w:r>
-    </w:p>
-    <w:p>
-      <w:pPr>
-        <w:pStyle w:val="ListBullet"/>
-      </w:pPr>
-      <w:r>
-        <w:t>Protected health information should be limited to the minimum necessary.</w:t>
-      </w:r>
-    </w:p>
-    <w:p>
-      <w:pPr>
-        <w:pStyle w:val="ListBullet"/>
-      </w:pPr>
-      <w:r>
-        <w:t>Processing timeliness, overturn rate, rework rate, and financial accuracy should be monitored monthly.</w:t>
-      </w:r>
-    </w:p>
-    <w:p>
-      <w:pPr>
-        <w:pStyle w:val="Heading1"/>
-      </w:pPr>
-      <w:r>
-        <w:t>8. Example Service-Level Targets</w:t>
+        <w:rPr>
+          <w:rFonts w:ascii="Arial" w:hAnsi="Arial"/>
+          <w:b/>
+          <w:color w:val="17365D"/>
+          <w:sz w:val="28"/>
+        </w:rPr>
+        <w:t>4. Status definitions</w:t>
       </w:r>
     </w:p>
     <w:tbl>
@@ -922,50 +1717,92 @@
         <w:tblLook w:firstColumn="1" w:firstRow="1" w:lastColumn="0" w:lastRow="0" w:noHBand="0" w:noVBand="1" w:val="04A0"/>
       </w:tblPr>
       <w:tblGrid>
-        <w:gridCol w:w="3408"/>
-        <w:gridCol w:w="3408"/>
-        <w:gridCol w:w="3408"/>
+        <w:gridCol w:w="3552"/>
+        <w:gridCol w:w="3552"/>
+        <w:gridCol w:w="3552"/>
       </w:tblGrid>
       <w:tr>
         <w:tc>
           <w:tcPr>
-            <w:tcW w:type="dxa" w:w="3408"/>
+            <w:tcW w:type="dxa" w:w="3552"/>
+            <w:vAlign w:val="center"/>
             <w:shd w:fill="D9EAF7"/>
           </w:tcPr>
           <w:p>
+            <w:pPr>
+              <w:spacing w:after="0"/>
+            </w:pPr>
             <w:r>
               <w:rPr>
+                <w:rFonts w:ascii="Arial" w:hAnsi="Arial"/>
                 <w:b/>
+                <w:sz w:val="16"/>
               </w:rPr>
-              <w:t>Work Item</w:t>
+            </w:r>
+            <w:r>
+              <w:rPr>
+                <w:rFonts w:ascii="Arial" w:hAnsi="Arial"/>
+                <w:b/>
+                <w:color w:val="1F2933"/>
+                <w:sz w:val="16"/>
+              </w:rPr>
+              <w:t>Status</w:t>
             </w:r>
           </w:p>
         </w:tc>
         <w:tc>
           <w:tcPr>
-            <w:tcW w:type="dxa" w:w="3408"/>
+            <w:tcW w:type="dxa" w:w="3552"/>
+            <w:vAlign w:val="center"/>
             <w:shd w:fill="D9EAF7"/>
           </w:tcPr>
           <w:p>
+            <w:pPr>
+              <w:spacing w:after="0"/>
+            </w:pPr>
             <w:r>
               <w:rPr>
+                <w:rFonts w:ascii="Arial" w:hAnsi="Arial"/>
                 <w:b/>
+                <w:sz w:val="16"/>
               </w:rPr>
-              <w:t>Target</w:t>
+            </w:r>
+            <w:r>
+              <w:rPr>
+                <w:rFonts w:ascii="Arial" w:hAnsi="Arial"/>
+                <w:b/>
+                <w:color w:val="1F2933"/>
+                <w:sz w:val="16"/>
+              </w:rPr>
+              <w:t>Meaning in this synthetic dataset</w:t>
             </w:r>
           </w:p>
         </w:tc>
         <w:tc>
           <w:tcPr>
-            <w:tcW w:type="dxa" w:w="3408"/>
+            <w:tcW w:type="dxa" w:w="3552"/>
+            <w:vAlign w:val="center"/>
             <w:shd w:fill="D9EAF7"/>
           </w:tcPr>
           <w:p>
+            <w:pPr>
+              <w:spacing w:after="0"/>
+            </w:pPr>
             <w:r>
               <w:rPr>
+                <w:rFonts w:ascii="Arial" w:hAnsi="Arial"/>
                 <w:b/>
+                <w:sz w:val="16"/>
               </w:rPr>
-              <w:t>Measurement</w:t>
+            </w:r>
+            <w:r>
+              <w:rPr>
+                <w:rFonts w:ascii="Arial" w:hAnsi="Arial"/>
+                <w:b/>
+                <w:color w:val="1F2933"/>
+                <w:sz w:val="16"/>
+              </w:rPr>
+              <w:t>Required production improvement</w:t>
             </w:r>
           </w:p>
         </w:tc>
@@ -973,31 +1810,79 @@
       <w:tr>
         <w:tc>
           <w:tcPr>
-            <w:tcW w:type="dxa" w:w="3408"/>
+            <w:tcW w:type="dxa" w:w="3552"/>
+            <w:vAlign w:val="center"/>
           </w:tcPr>
           <w:p>
+            <w:pPr>
+              <w:spacing w:after="0"/>
+            </w:pPr>
             <w:r>
-              <w:t>Electronic claim intake</w:t>
+              <w:rPr>
+                <w:rFonts w:ascii="Arial" w:hAnsi="Arial"/>
+                <w:sz w:val="16"/>
+              </w:rPr>
+            </w:r>
+            <w:r>
+              <w:rPr>
+                <w:rFonts w:ascii="Arial" w:hAnsi="Arial"/>
+                <w:b w:val="0"/>
+                <w:color w:val="1F2933"/>
+                <w:sz w:val="16"/>
+              </w:rPr>
+              <w:t>Approved</w:t>
             </w:r>
           </w:p>
         </w:tc>
         <w:tc>
           <w:tcPr>
-            <w:tcW w:type="dxa" w:w="3408"/>
+            <w:tcW w:type="dxa" w:w="3552"/>
+            <w:vAlign w:val="center"/>
           </w:tcPr>
           <w:p>
+            <w:pPr>
+              <w:spacing w:after="0"/>
+            </w:pPr>
             <w:r>
-              <w:t>Within 1 business day</w:t>
+              <w:rPr>
+                <w:rFonts w:ascii="Arial" w:hAnsi="Arial"/>
+                <w:sz w:val="16"/>
+              </w:rPr>
+            </w:r>
+            <w:r>
+              <w:rPr>
+                <w:rFonts w:ascii="Arial" w:hAnsi="Arial"/>
+                <w:b w:val="0"/>
+                <w:color w:val="1F2933"/>
+                <w:sz w:val="16"/>
+              </w:rPr>
+              <w:t>The record has an Approved status in claims.csv.</w:t>
             </w:r>
           </w:p>
         </w:tc>
         <w:tc>
           <w:tcPr>
-            <w:tcW w:type="dxa" w:w="3408"/>
+            <w:tcW w:type="dxa" w:w="3552"/>
+            <w:vAlign w:val="center"/>
           </w:tcPr>
           <w:p>
+            <w:pPr>
+              <w:spacing w:after="0"/>
+            </w:pPr>
             <w:r>
-              <w:t>Receipt to control-number assignment</w:t>
+              <w:rPr>
+                <w:rFonts w:ascii="Arial" w:hAnsi="Arial"/>
+                <w:sz w:val="16"/>
+              </w:rPr>
+            </w:r>
+            <w:r>
+              <w:rPr>
+                <w:rFonts w:ascii="Arial" w:hAnsi="Arial"/>
+                <w:b w:val="0"/>
+                <w:color w:val="1F2933"/>
+                <w:sz w:val="16"/>
+              </w:rPr>
+              <w:t>Store allowed amount, paid amount, member responsibility, decision reason, and adjudication timestamp.</w:t>
             </w:r>
           </w:p>
         </w:tc>
@@ -1005,31 +1890,79 @@
       <w:tr>
         <w:tc>
           <w:tcPr>
-            <w:tcW w:type="dxa" w:w="3408"/>
+            <w:tcW w:type="dxa" w:w="3552"/>
+            <w:vAlign w:val="center"/>
           </w:tcPr>
           <w:p>
+            <w:pPr>
+              <w:spacing w:after="0"/>
+            </w:pPr>
             <w:r>
-              <w:t>Clean claim adjudication</w:t>
+              <w:rPr>
+                <w:rFonts w:ascii="Arial" w:hAnsi="Arial"/>
+                <w:sz w:val="16"/>
+              </w:rPr>
+            </w:r>
+            <w:r>
+              <w:rPr>
+                <w:rFonts w:ascii="Arial" w:hAnsi="Arial"/>
+                <w:b w:val="0"/>
+                <w:color w:val="1F2933"/>
+                <w:sz w:val="16"/>
+              </w:rPr>
+              <w:t>Denied</w:t>
             </w:r>
           </w:p>
         </w:tc>
         <w:tc>
           <w:tcPr>
-            <w:tcW w:type="dxa" w:w="3408"/>
+            <w:tcW w:type="dxa" w:w="3552"/>
+            <w:vAlign w:val="center"/>
           </w:tcPr>
           <w:p>
+            <w:pPr>
+              <w:spacing w:after="0"/>
+            </w:pPr>
             <w:r>
-              <w:t>Within 15 calendar days</w:t>
+              <w:rPr>
+                <w:rFonts w:ascii="Arial" w:hAnsi="Arial"/>
+                <w:sz w:val="16"/>
+              </w:rPr>
+            </w:r>
+            <w:r>
+              <w:rPr>
+                <w:rFonts w:ascii="Arial" w:hAnsi="Arial"/>
+                <w:b w:val="0"/>
+                <w:color w:val="1F2933"/>
+                <w:sz w:val="16"/>
+              </w:rPr>
+              <w:t>The record has a Denied status in claims.csv.</w:t>
             </w:r>
           </w:p>
         </w:tc>
         <w:tc>
           <w:tcPr>
-            <w:tcW w:type="dxa" w:w="3408"/>
+            <w:tcW w:type="dxa" w:w="3552"/>
+            <w:vAlign w:val="center"/>
           </w:tcPr>
           <w:p>
+            <w:pPr>
+              <w:spacing w:after="0"/>
+            </w:pPr>
             <w:r>
-              <w:t>Receipt to final disposition</w:t>
+              <w:rPr>
+                <w:rFonts w:ascii="Arial" w:hAnsi="Arial"/>
+                <w:sz w:val="16"/>
+              </w:rPr>
+            </w:r>
+            <w:r>
+              <w:rPr>
+                <w:rFonts w:ascii="Arial" w:hAnsi="Arial"/>
+                <w:b w:val="0"/>
+                <w:color w:val="1F2933"/>
+                <w:sz w:val="16"/>
+              </w:rPr>
+              <w:t>Store a denial code, member-friendly explanation, appeal rights, and supporting rule result.</w:t>
             </w:r>
           </w:p>
         </w:tc>
@@ -1037,31 +1970,476 @@
       <w:tr>
         <w:tc>
           <w:tcPr>
-            <w:tcW w:type="dxa" w:w="3408"/>
+            <w:tcW w:type="dxa" w:w="3552"/>
+            <w:vAlign w:val="center"/>
           </w:tcPr>
           <w:p>
+            <w:pPr>
+              <w:spacing w:after="0"/>
+            </w:pPr>
             <w:r>
-              <w:t>Paper claim adjudication</w:t>
+              <w:rPr>
+                <w:rFonts w:ascii="Arial" w:hAnsi="Arial"/>
+                <w:sz w:val="16"/>
+              </w:rPr>
+            </w:r>
+            <w:r>
+              <w:rPr>
+                <w:rFonts w:ascii="Arial" w:hAnsi="Arial"/>
+                <w:b w:val="0"/>
+                <w:color w:val="1F2933"/>
+                <w:sz w:val="16"/>
+              </w:rPr>
+              <w:t>Pending</w:t>
             </w:r>
           </w:p>
         </w:tc>
         <w:tc>
           <w:tcPr>
-            <w:tcW w:type="dxa" w:w="3408"/>
+            <w:tcW w:type="dxa" w:w="3552"/>
+            <w:vAlign w:val="center"/>
           </w:tcPr>
           <w:p>
+            <w:pPr>
+              <w:spacing w:after="0"/>
+            </w:pPr>
             <w:r>
-              <w:t>Within 30 calendar days</w:t>
+              <w:rPr>
+                <w:rFonts w:ascii="Arial" w:hAnsi="Arial"/>
+                <w:sz w:val="16"/>
+              </w:rPr>
+            </w:r>
+            <w:r>
+              <w:rPr>
+                <w:rFonts w:ascii="Arial" w:hAnsi="Arial"/>
+                <w:b w:val="0"/>
+                <w:color w:val="1F2933"/>
+                <w:sz w:val="16"/>
+              </w:rPr>
+              <w:t>The record has a Pending status in claims.csv.</w:t>
             </w:r>
           </w:p>
         </w:tc>
         <w:tc>
           <w:tcPr>
-            <w:tcW w:type="dxa" w:w="3408"/>
+            <w:tcW w:type="dxa" w:w="3552"/>
+            <w:vAlign w:val="center"/>
           </w:tcPr>
           <w:p>
+            <w:pPr>
+              <w:spacing w:after="0"/>
+            </w:pPr>
             <w:r>
-              <w:t>Receipt to final disposition</w:t>
+              <w:rPr>
+                <w:rFonts w:ascii="Arial" w:hAnsi="Arial"/>
+                <w:sz w:val="16"/>
+              </w:rPr>
+            </w:r>
+            <w:r>
+              <w:rPr>
+                <w:rFonts w:ascii="Arial" w:hAnsi="Arial"/>
+                <w:b w:val="0"/>
+                <w:color w:val="1F2933"/>
+                <w:sz w:val="16"/>
+              </w:rPr>
+              <w:t>Store the missing information, owner, due date, and next review action.</w:t>
+            </w:r>
+          </w:p>
+        </w:tc>
+      </w:tr>
+    </w:tbl>
+    <w:p>
+      <w:pPr>
+        <w:spacing w:before="160" w:after="80"/>
+      </w:pPr>
+      <w:r>
+        <w:rPr>
+          <w:rFonts w:ascii="Arial" w:hAnsi="Arial"/>
+          <w:b/>
+          <w:color w:val="17365D"/>
+          <w:sz w:val="28"/>
+        </w:rPr>
+        <w:t>5. Validation controls</w:t>
+      </w:r>
+    </w:p>
+    <w:p>
+      <w:pPr>
+        <w:spacing w:after="40"/>
+        <w:ind w:left="259" w:hanging="173"/>
+      </w:pPr>
+      <w:r>
+        <w:rPr>
+          <w:rFonts w:ascii="Arial" w:hAnsi="Arial"/>
+          <w:sz w:val="17"/>
+        </w:rPr>
+        <w:t>- claim_id must be nonblank and unique.</w:t>
+      </w:r>
+    </w:p>
+    <w:p>
+      <w:pPr>
+        <w:spacing w:after="40"/>
+        <w:ind w:left="259" w:hanging="173"/>
+      </w:pPr>
+      <w:r>
+        <w:rPr>
+          <w:rFonts w:ascii="Arial" w:hAnsi="Arial"/>
+          <w:sz w:val="17"/>
+        </w:rPr>
+        <w:t>- member_id and plan_id must be nonblank.</w:t>
+      </w:r>
+    </w:p>
+    <w:p>
+      <w:pPr>
+        <w:spacing w:after="40"/>
+        <w:ind w:left="259" w:hanging="173"/>
+      </w:pPr>
+      <w:r>
+        <w:rPr>
+          <w:rFonts w:ascii="Arial" w:hAnsi="Arial"/>
+          <w:sz w:val="17"/>
+        </w:rPr>
+        <w:t>- plan_id must exist in plans.csv.</w:t>
+      </w:r>
+    </w:p>
+    <w:p>
+      <w:pPr>
+        <w:spacing w:after="40"/>
+        <w:ind w:left="259" w:hanging="173"/>
+      </w:pPr>
+      <w:r>
+        <w:rPr>
+          <w:rFonts w:ascii="Arial" w:hAnsi="Arial"/>
+          <w:sz w:val="17"/>
+        </w:rPr>
+        <w:t>- claim_amount must be numeric and nonnegative.</w:t>
+      </w:r>
+    </w:p>
+    <w:p>
+      <w:pPr>
+        <w:spacing w:after="40"/>
+        <w:ind w:left="259" w:hanging="173"/>
+      </w:pPr>
+      <w:r>
+        <w:rPr>
+          <w:rFonts w:ascii="Arial" w:hAnsi="Arial"/>
+          <w:sz w:val="17"/>
+        </w:rPr>
+        <w:t>- date_filed must parse as a valid date.</w:t>
+      </w:r>
+    </w:p>
+    <w:p>
+      <w:pPr>
+        <w:spacing w:after="40"/>
+        <w:ind w:left="259" w:hanging="173"/>
+      </w:pPr>
+      <w:r>
+        <w:rPr>
+          <w:rFonts w:ascii="Arial" w:hAnsi="Arial"/>
+          <w:sz w:val="17"/>
+        </w:rPr>
+        <w:t>- status must be one of Approved, Denied, or Pending unless the schema is deliberately expanded.</w:t>
+      </w:r>
+    </w:p>
+    <w:p>
+      <w:pPr>
+        <w:spacing w:after="40"/>
+        <w:ind w:left="259" w:hanging="173"/>
+      </w:pPr>
+      <w:r>
+        <w:rPr>
+          <w:rFonts w:ascii="Arial" w:hAnsi="Arial"/>
+          <w:sz w:val="17"/>
+        </w:rPr>
+        <w:t>- Do not infer coverage from procedure name or status alone.</w:t>
+      </w:r>
+    </w:p>
+    <w:p>
+      <w:r>
+        <w:br w:type="page"/>
+      </w:r>
+    </w:p>
+    <w:p>
+      <w:pPr>
+        <w:spacing w:before="160" w:after="80"/>
+      </w:pPr>
+      <w:r>
+        <w:rPr>
+          <w:rFonts w:ascii="Arial" w:hAnsi="Arial"/>
+          <w:b/>
+          <w:color w:val="17365D"/>
+          <w:sz w:val="28"/>
+        </w:rPr>
+        <w:t>6. Supplied synthetic claim register</w:t>
+      </w:r>
+    </w:p>
+    <w:tbl>
+      <w:tblPr>
+        <w:tblStyle w:val="TableGrid"/>
+        <w:tblW w:type="auto" w:w="0"/>
+        <w:jc w:val="center"/>
+        <w:tblLook w:firstColumn="1" w:firstRow="1" w:lastColumn="0" w:lastRow="0" w:noHBand="0" w:noVBand="1" w:val="04A0"/>
+      </w:tblPr>
+      <w:tblGrid>
+        <w:gridCol w:w="1184"/>
+        <w:gridCol w:w="1184"/>
+        <w:gridCol w:w="1184"/>
+        <w:gridCol w:w="1184"/>
+        <w:gridCol w:w="1184"/>
+        <w:gridCol w:w="1184"/>
+        <w:gridCol w:w="1184"/>
+        <w:gridCol w:w="1184"/>
+        <w:gridCol w:w="1184"/>
+      </w:tblGrid>
+      <w:tr>
+        <w:tc>
+          <w:tcPr>
+            <w:tcW w:type="dxa" w:w="1184"/>
+            <w:vAlign w:val="center"/>
+            <w:shd w:fill="D9EAF7"/>
+          </w:tcPr>
+          <w:p>
+            <w:pPr>
+              <w:spacing w:after="0"/>
+            </w:pPr>
+            <w:r>
+              <w:rPr>
+                <w:rFonts w:ascii="Arial" w:hAnsi="Arial"/>
+                <w:b/>
+                <w:sz w:val="14"/>
+              </w:rPr>
+            </w:r>
+            <w:r>
+              <w:rPr>
+                <w:rFonts w:ascii="Arial" w:hAnsi="Arial"/>
+                <w:b/>
+                <w:color w:val="1F2933"/>
+                <w:sz w:val="14"/>
+              </w:rPr>
+              <w:t>Claim ID</w:t>
+            </w:r>
+          </w:p>
+        </w:tc>
+        <w:tc>
+          <w:tcPr>
+            <w:tcW w:type="dxa" w:w="1184"/>
+            <w:vAlign w:val="center"/>
+            <w:shd w:fill="D9EAF7"/>
+          </w:tcPr>
+          <w:p>
+            <w:pPr>
+              <w:spacing w:after="0"/>
+            </w:pPr>
+            <w:r>
+              <w:rPr>
+                <w:rFonts w:ascii="Arial" w:hAnsi="Arial"/>
+                <w:b/>
+                <w:sz w:val="14"/>
+              </w:rPr>
+            </w:r>
+            <w:r>
+              <w:rPr>
+                <w:rFonts w:ascii="Arial" w:hAnsi="Arial"/>
+                <w:b/>
+                <w:color w:val="1F2933"/>
+                <w:sz w:val="14"/>
+              </w:rPr>
+              <w:t>Member ID</w:t>
+            </w:r>
+          </w:p>
+        </w:tc>
+        <w:tc>
+          <w:tcPr>
+            <w:tcW w:type="dxa" w:w="1184"/>
+            <w:vAlign w:val="center"/>
+            <w:shd w:fill="D9EAF7"/>
+          </w:tcPr>
+          <w:p>
+            <w:pPr>
+              <w:spacing w:after="0"/>
+            </w:pPr>
+            <w:r>
+              <w:rPr>
+                <w:rFonts w:ascii="Arial" w:hAnsi="Arial"/>
+                <w:b/>
+                <w:sz w:val="14"/>
+              </w:rPr>
+            </w:r>
+            <w:r>
+              <w:rPr>
+                <w:rFonts w:ascii="Arial" w:hAnsi="Arial"/>
+                <w:b/>
+                <w:color w:val="1F2933"/>
+                <w:sz w:val="14"/>
+              </w:rPr>
+              <w:t>Plan ID</w:t>
+            </w:r>
+          </w:p>
+        </w:tc>
+        <w:tc>
+          <w:tcPr>
+            <w:tcW w:type="dxa" w:w="1184"/>
+            <w:vAlign w:val="center"/>
+            <w:shd w:fill="D9EAF7"/>
+          </w:tcPr>
+          <w:p>
+            <w:pPr>
+              <w:spacing w:after="0"/>
+            </w:pPr>
+            <w:r>
+              <w:rPr>
+                <w:rFonts w:ascii="Arial" w:hAnsi="Arial"/>
+                <w:b/>
+                <w:sz w:val="14"/>
+              </w:rPr>
+            </w:r>
+            <w:r>
+              <w:rPr>
+                <w:rFonts w:ascii="Arial" w:hAnsi="Arial"/>
+                <w:b/>
+                <w:color w:val="1F2933"/>
+                <w:sz w:val="14"/>
+              </w:rPr>
+              <w:t>Plan name</w:t>
+            </w:r>
+          </w:p>
+        </w:tc>
+        <w:tc>
+          <w:tcPr>
+            <w:tcW w:type="dxa" w:w="1184"/>
+            <w:vAlign w:val="center"/>
+            <w:shd w:fill="D9EAF7"/>
+          </w:tcPr>
+          <w:p>
+            <w:pPr>
+              <w:spacing w:after="0"/>
+            </w:pPr>
+            <w:r>
+              <w:rPr>
+                <w:rFonts w:ascii="Arial" w:hAnsi="Arial"/>
+                <w:b/>
+                <w:sz w:val="14"/>
+              </w:rPr>
+            </w:r>
+            <w:r>
+              <w:rPr>
+                <w:rFonts w:ascii="Arial" w:hAnsi="Arial"/>
+                <w:b/>
+                <w:color w:val="1F2933"/>
+                <w:sz w:val="14"/>
+              </w:rPr>
+              <w:t>Procedure</w:t>
+            </w:r>
+          </w:p>
+        </w:tc>
+        <w:tc>
+          <w:tcPr>
+            <w:tcW w:type="dxa" w:w="1184"/>
+            <w:vAlign w:val="center"/>
+            <w:shd w:fill="D9EAF7"/>
+          </w:tcPr>
+          <w:p>
+            <w:pPr>
+              <w:spacing w:after="0"/>
+            </w:pPr>
+            <w:r>
+              <w:rPr>
+                <w:rFonts w:ascii="Arial" w:hAnsi="Arial"/>
+                <w:b/>
+                <w:sz w:val="14"/>
+              </w:rPr>
+            </w:r>
+            <w:r>
+              <w:rPr>
+                <w:rFonts w:ascii="Arial" w:hAnsi="Arial"/>
+                <w:b/>
+                <w:color w:val="1F2933"/>
+                <w:sz w:val="14"/>
+              </w:rPr>
+              <w:t>Amount</w:t>
+            </w:r>
+          </w:p>
+        </w:tc>
+        <w:tc>
+          <w:tcPr>
+            <w:tcW w:type="dxa" w:w="1184"/>
+            <w:vAlign w:val="center"/>
+            <w:shd w:fill="D9EAF7"/>
+          </w:tcPr>
+          <w:p>
+            <w:pPr>
+              <w:spacing w:after="0"/>
+            </w:pPr>
+            <w:r>
+              <w:rPr>
+                <w:rFonts w:ascii="Arial" w:hAnsi="Arial"/>
+                <w:b/>
+                <w:sz w:val="14"/>
+              </w:rPr>
+            </w:r>
+            <w:r>
+              <w:rPr>
+                <w:rFonts w:ascii="Arial" w:hAnsi="Arial"/>
+                <w:b/>
+                <w:color w:val="1F2933"/>
+                <w:sz w:val="14"/>
+              </w:rPr>
+              <w:t>Status</w:t>
+            </w:r>
+          </w:p>
+        </w:tc>
+        <w:tc>
+          <w:tcPr>
+            <w:tcW w:type="dxa" w:w="1184"/>
+            <w:vAlign w:val="center"/>
+            <w:shd w:fill="D9EAF7"/>
+          </w:tcPr>
+          <w:p>
+            <w:pPr>
+              <w:spacing w:after="0"/>
+            </w:pPr>
+            <w:r>
+              <w:rPr>
+                <w:rFonts w:ascii="Arial" w:hAnsi="Arial"/>
+                <w:b/>
+                <w:sz w:val="14"/>
+              </w:rPr>
+            </w:r>
+            <w:r>
+              <w:rPr>
+                <w:rFonts w:ascii="Arial" w:hAnsi="Arial"/>
+                <w:b/>
+                <w:color w:val="1F2933"/>
+                <w:sz w:val="14"/>
+              </w:rPr>
+              <w:t>Date filed</w:t>
+            </w:r>
+          </w:p>
+        </w:tc>
+        <w:tc>
+          <w:tcPr>
+            <w:tcW w:type="dxa" w:w="1184"/>
+            <w:vAlign w:val="center"/>
+            <w:shd w:fill="D9EAF7"/>
+          </w:tcPr>
+          <w:p>
+            <w:pPr>
+              <w:spacing w:after="0"/>
+            </w:pPr>
+            <w:r>
+              <w:rPr>
+                <w:rFonts w:ascii="Arial" w:hAnsi="Arial"/>
+                <w:b/>
+                <w:sz w:val="14"/>
+              </w:rPr>
+            </w:r>
+            <w:r>
+              <w:rPr>
+                <w:rFonts w:ascii="Arial" w:hAnsi="Arial"/>
+                <w:b/>
+                <w:color w:val="1F2933"/>
+                <w:sz w:val="14"/>
+              </w:rPr>
+              <w:t>Plan cost share</w:t>
             </w:r>
           </w:p>
         </w:tc>
@@ -1069,31 +2447,235 @@
       <w:tr>
         <w:tc>
           <w:tcPr>
-            <w:tcW w:type="dxa" w:w="3408"/>
+            <w:tcW w:type="dxa" w:w="1184"/>
+            <w:vAlign w:val="center"/>
           </w:tcPr>
           <w:p>
+            <w:pPr>
+              <w:spacing w:after="0"/>
+            </w:pPr>
             <w:r>
-              <w:t>Standard appeal</w:t>
+              <w:rPr>
+                <w:rFonts w:ascii="Arial" w:hAnsi="Arial"/>
+                <w:sz w:val="14"/>
+              </w:rPr>
+            </w:r>
+            <w:r>
+              <w:rPr>
+                <w:rFonts w:ascii="Arial" w:hAnsi="Arial"/>
+                <w:b w:val="0"/>
+                <w:color w:val="1F2933"/>
+                <w:sz w:val="14"/>
+              </w:rPr>
+              <w:t>C1001</w:t>
             </w:r>
           </w:p>
         </w:tc>
         <w:tc>
           <w:tcPr>
-            <w:tcW w:type="dxa" w:w="3408"/>
+            <w:tcW w:type="dxa" w:w="1184"/>
+            <w:vAlign w:val="center"/>
           </w:tcPr>
           <w:p>
+            <w:pPr>
+              <w:spacing w:after="0"/>
+            </w:pPr>
             <w:r>
-              <w:t>Within 30 calendar days</w:t>
+              <w:rPr>
+                <w:rFonts w:ascii="Arial" w:hAnsi="Arial"/>
+                <w:sz w:val="14"/>
+              </w:rPr>
+            </w:r>
+            <w:r>
+              <w:rPr>
+                <w:rFonts w:ascii="Arial" w:hAnsi="Arial"/>
+                <w:b w:val="0"/>
+                <w:color w:val="1F2933"/>
+                <w:sz w:val="14"/>
+              </w:rPr>
+              <w:t>M1001</w:t>
             </w:r>
           </w:p>
         </w:tc>
         <w:tc>
           <w:tcPr>
-            <w:tcW w:type="dxa" w:w="3408"/>
+            <w:tcW w:type="dxa" w:w="1184"/>
+            <w:vAlign w:val="center"/>
           </w:tcPr>
           <w:p>
+            <w:pPr>
+              <w:spacing w:after="0"/>
+            </w:pPr>
             <w:r>
-              <w:t>Appeal receipt to determination</w:t>
+              <w:rPr>
+                <w:rFonts w:ascii="Arial" w:hAnsi="Arial"/>
+                <w:sz w:val="14"/>
+              </w:rPr>
+            </w:r>
+            <w:r>
+              <w:rPr>
+                <w:rFonts w:ascii="Arial" w:hAnsi="Arial"/>
+                <w:b w:val="0"/>
+                <w:color w:val="1F2933"/>
+                <w:sz w:val="14"/>
+              </w:rPr>
+              <w:t>P101</w:t>
+            </w:r>
+          </w:p>
+        </w:tc>
+        <w:tc>
+          <w:tcPr>
+            <w:tcW w:type="dxa" w:w="1184"/>
+            <w:vAlign w:val="center"/>
+          </w:tcPr>
+          <w:p>
+            <w:pPr>
+              <w:spacing w:after="0"/>
+            </w:pPr>
+            <w:r>
+              <w:rPr>
+                <w:rFonts w:ascii="Arial" w:hAnsi="Arial"/>
+                <w:sz w:val="14"/>
+              </w:rPr>
+            </w:r>
+            <w:r>
+              <w:rPr>
+                <w:rFonts w:ascii="Arial" w:hAnsi="Arial"/>
+                <w:b w:val="0"/>
+                <w:color w:val="1F2933"/>
+                <w:sz w:val="14"/>
+              </w:rPr>
+              <w:t>Gold PPO</w:t>
+            </w:r>
+          </w:p>
+        </w:tc>
+        <w:tc>
+          <w:tcPr>
+            <w:tcW w:type="dxa" w:w="1184"/>
+            <w:vAlign w:val="center"/>
+          </w:tcPr>
+          <w:p>
+            <w:pPr>
+              <w:spacing w:after="0"/>
+            </w:pPr>
+            <w:r>
+              <w:rPr>
+                <w:rFonts w:ascii="Arial" w:hAnsi="Arial"/>
+                <w:sz w:val="14"/>
+              </w:rPr>
+            </w:r>
+            <w:r>
+              <w:rPr>
+                <w:rFonts w:ascii="Arial" w:hAnsi="Arial"/>
+                <w:b w:val="0"/>
+                <w:color w:val="1F2933"/>
+                <w:sz w:val="14"/>
+              </w:rPr>
+              <w:t>X-ray</w:t>
+            </w:r>
+          </w:p>
+        </w:tc>
+        <w:tc>
+          <w:tcPr>
+            <w:tcW w:type="dxa" w:w="1184"/>
+            <w:vAlign w:val="center"/>
+          </w:tcPr>
+          <w:p>
+            <w:pPr>
+              <w:spacing w:after="0"/>
+            </w:pPr>
+            <w:r>
+              <w:rPr>
+                <w:rFonts w:ascii="Arial" w:hAnsi="Arial"/>
+                <w:sz w:val="14"/>
+              </w:rPr>
+            </w:r>
+            <w:r>
+              <w:rPr>
+                <w:rFonts w:ascii="Arial" w:hAnsi="Arial"/>
+                <w:b w:val="0"/>
+                <w:color w:val="1F2933"/>
+                <w:sz w:val="14"/>
+              </w:rPr>
+              <w:t>$250</w:t>
+            </w:r>
+          </w:p>
+        </w:tc>
+        <w:tc>
+          <w:tcPr>
+            <w:tcW w:type="dxa" w:w="1184"/>
+            <w:vAlign w:val="center"/>
+          </w:tcPr>
+          <w:p>
+            <w:pPr>
+              <w:spacing w:after="0"/>
+            </w:pPr>
+            <w:r>
+              <w:rPr>
+                <w:rFonts w:ascii="Arial" w:hAnsi="Arial"/>
+                <w:sz w:val="14"/>
+              </w:rPr>
+            </w:r>
+            <w:r>
+              <w:rPr>
+                <w:rFonts w:ascii="Arial" w:hAnsi="Arial"/>
+                <w:b w:val="0"/>
+                <w:color w:val="1F2933"/>
+                <w:sz w:val="14"/>
+              </w:rPr>
+              <w:t>Pending</w:t>
+            </w:r>
+          </w:p>
+        </w:tc>
+        <w:tc>
+          <w:tcPr>
+            <w:tcW w:type="dxa" w:w="1184"/>
+            <w:vAlign w:val="center"/>
+          </w:tcPr>
+          <w:p>
+            <w:pPr>
+              <w:spacing w:after="0"/>
+            </w:pPr>
+            <w:r>
+              <w:rPr>
+                <w:rFonts w:ascii="Arial" w:hAnsi="Arial"/>
+                <w:sz w:val="14"/>
+              </w:rPr>
+            </w:r>
+            <w:r>
+              <w:rPr>
+                <w:rFonts w:ascii="Arial" w:hAnsi="Arial"/>
+                <w:b w:val="0"/>
+                <w:color w:val="1F2933"/>
+                <w:sz w:val="14"/>
+              </w:rPr>
+              <w:t>2023-04-01</w:t>
+            </w:r>
+          </w:p>
+        </w:tc>
+        <w:tc>
+          <w:tcPr>
+            <w:tcW w:type="dxa" w:w="1184"/>
+            <w:vAlign w:val="center"/>
+          </w:tcPr>
+          <w:p>
+            <w:pPr>
+              <w:spacing w:after="0"/>
+            </w:pPr>
+            <w:r>
+              <w:rPr>
+                <w:rFonts w:ascii="Arial" w:hAnsi="Arial"/>
+                <w:sz w:val="14"/>
+              </w:rPr>
+            </w:r>
+            <w:r>
+              <w:rPr>
+                <w:rFonts w:ascii="Arial" w:hAnsi="Arial"/>
+                <w:b w:val="0"/>
+                <w:color w:val="1F2933"/>
+                <w:sz w:val="14"/>
+              </w:rPr>
+              <w:t>10%</w:t>
             </w:r>
           </w:p>
         </w:tc>
@@ -1101,31 +2683,943 @@
       <w:tr>
         <w:tc>
           <w:tcPr>
-            <w:tcW w:type="dxa" w:w="3408"/>
+            <w:tcW w:type="dxa" w:w="1184"/>
+            <w:vAlign w:val="center"/>
           </w:tcPr>
           <w:p>
+            <w:pPr>
+              <w:spacing w:after="0"/>
+            </w:pPr>
             <w:r>
-              <w:t>Urgent clinical review</w:t>
+              <w:rPr>
+                <w:rFonts w:ascii="Arial" w:hAnsi="Arial"/>
+                <w:sz w:val="14"/>
+              </w:rPr>
+            </w:r>
+            <w:r>
+              <w:rPr>
+                <w:rFonts w:ascii="Arial" w:hAnsi="Arial"/>
+                <w:b w:val="0"/>
+                <w:color w:val="1F2933"/>
+                <w:sz w:val="14"/>
+              </w:rPr>
+              <w:t>C1002</w:t>
             </w:r>
           </w:p>
         </w:tc>
         <w:tc>
           <w:tcPr>
-            <w:tcW w:type="dxa" w:w="3408"/>
+            <w:tcW w:type="dxa" w:w="1184"/>
+            <w:vAlign w:val="center"/>
           </w:tcPr>
           <w:p>
+            <w:pPr>
+              <w:spacing w:after="0"/>
+            </w:pPr>
             <w:r>
-              <w:t>Within 72 hours</w:t>
+              <w:rPr>
+                <w:rFonts w:ascii="Arial" w:hAnsi="Arial"/>
+                <w:sz w:val="14"/>
+              </w:rPr>
+            </w:r>
+            <w:r>
+              <w:rPr>
+                <w:rFonts w:ascii="Arial" w:hAnsi="Arial"/>
+                <w:b w:val="0"/>
+                <w:color w:val="1F2933"/>
+                <w:sz w:val="14"/>
+              </w:rPr>
+              <w:t>M1001</w:t>
             </w:r>
           </w:p>
         </w:tc>
         <w:tc>
           <w:tcPr>
-            <w:tcW w:type="dxa" w:w="3408"/>
+            <w:tcW w:type="dxa" w:w="1184"/>
+            <w:vAlign w:val="center"/>
           </w:tcPr>
           <w:p>
+            <w:pPr>
+              <w:spacing w:after="0"/>
+            </w:pPr>
             <w:r>
-              <w:t>Complete request to determination</w:t>
+              <w:rPr>
+                <w:rFonts w:ascii="Arial" w:hAnsi="Arial"/>
+                <w:sz w:val="14"/>
+              </w:rPr>
+            </w:r>
+            <w:r>
+              <w:rPr>
+                <w:rFonts w:ascii="Arial" w:hAnsi="Arial"/>
+                <w:b w:val="0"/>
+                <w:color w:val="1F2933"/>
+                <w:sz w:val="14"/>
+              </w:rPr>
+              <w:t>P101</w:t>
+            </w:r>
+          </w:p>
+        </w:tc>
+        <w:tc>
+          <w:tcPr>
+            <w:tcW w:type="dxa" w:w="1184"/>
+            <w:vAlign w:val="center"/>
+          </w:tcPr>
+          <w:p>
+            <w:pPr>
+              <w:spacing w:after="0"/>
+            </w:pPr>
+            <w:r>
+              <w:rPr>
+                <w:rFonts w:ascii="Arial" w:hAnsi="Arial"/>
+                <w:sz w:val="14"/>
+              </w:rPr>
+            </w:r>
+            <w:r>
+              <w:rPr>
+                <w:rFonts w:ascii="Arial" w:hAnsi="Arial"/>
+                <w:b w:val="0"/>
+                <w:color w:val="1F2933"/>
+                <w:sz w:val="14"/>
+              </w:rPr>
+              <w:t>Gold PPO</w:t>
+            </w:r>
+          </w:p>
+        </w:tc>
+        <w:tc>
+          <w:tcPr>
+            <w:tcW w:type="dxa" w:w="1184"/>
+            <w:vAlign w:val="center"/>
+          </w:tcPr>
+          <w:p>
+            <w:pPr>
+              <w:spacing w:after="0"/>
+            </w:pPr>
+            <w:r>
+              <w:rPr>
+                <w:rFonts w:ascii="Arial" w:hAnsi="Arial"/>
+                <w:sz w:val="14"/>
+              </w:rPr>
+            </w:r>
+            <w:r>
+              <w:rPr>
+                <w:rFonts w:ascii="Arial" w:hAnsi="Arial"/>
+                <w:b w:val="0"/>
+                <w:color w:val="1F2933"/>
+                <w:sz w:val="14"/>
+              </w:rPr>
+              <w:t>Surgery</w:t>
+            </w:r>
+          </w:p>
+        </w:tc>
+        <w:tc>
+          <w:tcPr>
+            <w:tcW w:type="dxa" w:w="1184"/>
+            <w:vAlign w:val="center"/>
+          </w:tcPr>
+          <w:p>
+            <w:pPr>
+              <w:spacing w:after="0"/>
+            </w:pPr>
+            <w:r>
+              <w:rPr>
+                <w:rFonts w:ascii="Arial" w:hAnsi="Arial"/>
+                <w:sz w:val="14"/>
+              </w:rPr>
+            </w:r>
+            <w:r>
+              <w:rPr>
+                <w:rFonts w:ascii="Arial" w:hAnsi="Arial"/>
+                <w:b w:val="0"/>
+                <w:color w:val="1F2933"/>
+                <w:sz w:val="14"/>
+              </w:rPr>
+              <w:t>$1,200</w:t>
+            </w:r>
+          </w:p>
+        </w:tc>
+        <w:tc>
+          <w:tcPr>
+            <w:tcW w:type="dxa" w:w="1184"/>
+            <w:vAlign w:val="center"/>
+          </w:tcPr>
+          <w:p>
+            <w:pPr>
+              <w:spacing w:after="0"/>
+            </w:pPr>
+            <w:r>
+              <w:rPr>
+                <w:rFonts w:ascii="Arial" w:hAnsi="Arial"/>
+                <w:sz w:val="14"/>
+              </w:rPr>
+            </w:r>
+            <w:r>
+              <w:rPr>
+                <w:rFonts w:ascii="Arial" w:hAnsi="Arial"/>
+                <w:b w:val="0"/>
+                <w:color w:val="1F2933"/>
+                <w:sz w:val="14"/>
+              </w:rPr>
+              <w:t>Approved</w:t>
+            </w:r>
+          </w:p>
+        </w:tc>
+        <w:tc>
+          <w:tcPr>
+            <w:tcW w:type="dxa" w:w="1184"/>
+            <w:vAlign w:val="center"/>
+          </w:tcPr>
+          <w:p>
+            <w:pPr>
+              <w:spacing w:after="0"/>
+            </w:pPr>
+            <w:r>
+              <w:rPr>
+                <w:rFonts w:ascii="Arial" w:hAnsi="Arial"/>
+                <w:sz w:val="14"/>
+              </w:rPr>
+            </w:r>
+            <w:r>
+              <w:rPr>
+                <w:rFonts w:ascii="Arial" w:hAnsi="Arial"/>
+                <w:b w:val="0"/>
+                <w:color w:val="1F2933"/>
+                <w:sz w:val="14"/>
+              </w:rPr>
+              <w:t>2023-03-15</w:t>
+            </w:r>
+          </w:p>
+        </w:tc>
+        <w:tc>
+          <w:tcPr>
+            <w:tcW w:type="dxa" w:w="1184"/>
+            <w:vAlign w:val="center"/>
+          </w:tcPr>
+          <w:p>
+            <w:pPr>
+              <w:spacing w:after="0"/>
+            </w:pPr>
+            <w:r>
+              <w:rPr>
+                <w:rFonts w:ascii="Arial" w:hAnsi="Arial"/>
+                <w:sz w:val="14"/>
+              </w:rPr>
+            </w:r>
+            <w:r>
+              <w:rPr>
+                <w:rFonts w:ascii="Arial" w:hAnsi="Arial"/>
+                <w:b w:val="0"/>
+                <w:color w:val="1F2933"/>
+                <w:sz w:val="14"/>
+              </w:rPr>
+              <w:t>10%</w:t>
+            </w:r>
+          </w:p>
+        </w:tc>
+      </w:tr>
+      <w:tr>
+        <w:tc>
+          <w:tcPr>
+            <w:tcW w:type="dxa" w:w="1184"/>
+            <w:vAlign w:val="center"/>
+          </w:tcPr>
+          <w:p>
+            <w:pPr>
+              <w:spacing w:after="0"/>
+            </w:pPr>
+            <w:r>
+              <w:rPr>
+                <w:rFonts w:ascii="Arial" w:hAnsi="Arial"/>
+                <w:sz w:val="14"/>
+              </w:rPr>
+            </w:r>
+            <w:r>
+              <w:rPr>
+                <w:rFonts w:ascii="Arial" w:hAnsi="Arial"/>
+                <w:b w:val="0"/>
+                <w:color w:val="1F2933"/>
+                <w:sz w:val="14"/>
+              </w:rPr>
+              <w:t>C1003</w:t>
+            </w:r>
+          </w:p>
+        </w:tc>
+        <w:tc>
+          <w:tcPr>
+            <w:tcW w:type="dxa" w:w="1184"/>
+            <w:vAlign w:val="center"/>
+          </w:tcPr>
+          <w:p>
+            <w:pPr>
+              <w:spacing w:after="0"/>
+            </w:pPr>
+            <w:r>
+              <w:rPr>
+                <w:rFonts w:ascii="Arial" w:hAnsi="Arial"/>
+                <w:sz w:val="14"/>
+              </w:rPr>
+            </w:r>
+            <w:r>
+              <w:rPr>
+                <w:rFonts w:ascii="Arial" w:hAnsi="Arial"/>
+                <w:b w:val="0"/>
+                <w:color w:val="1F2933"/>
+                <w:sz w:val="14"/>
+              </w:rPr>
+              <w:t>M1002</w:t>
+            </w:r>
+          </w:p>
+        </w:tc>
+        <w:tc>
+          <w:tcPr>
+            <w:tcW w:type="dxa" w:w="1184"/>
+            <w:vAlign w:val="center"/>
+          </w:tcPr>
+          <w:p>
+            <w:pPr>
+              <w:spacing w:after="0"/>
+            </w:pPr>
+            <w:r>
+              <w:rPr>
+                <w:rFonts w:ascii="Arial" w:hAnsi="Arial"/>
+                <w:sz w:val="14"/>
+              </w:rPr>
+            </w:r>
+            <w:r>
+              <w:rPr>
+                <w:rFonts w:ascii="Arial" w:hAnsi="Arial"/>
+                <w:b w:val="0"/>
+                <w:color w:val="1F2933"/>
+                <w:sz w:val="14"/>
+              </w:rPr>
+              <w:t>P102</w:t>
+            </w:r>
+          </w:p>
+        </w:tc>
+        <w:tc>
+          <w:tcPr>
+            <w:tcW w:type="dxa" w:w="1184"/>
+            <w:vAlign w:val="center"/>
+          </w:tcPr>
+          <w:p>
+            <w:pPr>
+              <w:spacing w:after="0"/>
+            </w:pPr>
+            <w:r>
+              <w:rPr>
+                <w:rFonts w:ascii="Arial" w:hAnsi="Arial"/>
+                <w:sz w:val="14"/>
+              </w:rPr>
+            </w:r>
+            <w:r>
+              <w:rPr>
+                <w:rFonts w:ascii="Arial" w:hAnsi="Arial"/>
+                <w:b w:val="0"/>
+                <w:color w:val="1F2933"/>
+                <w:sz w:val="14"/>
+              </w:rPr>
+              <w:t>Silver HMO</w:t>
+            </w:r>
+          </w:p>
+        </w:tc>
+        <w:tc>
+          <w:tcPr>
+            <w:tcW w:type="dxa" w:w="1184"/>
+            <w:vAlign w:val="center"/>
+          </w:tcPr>
+          <w:p>
+            <w:pPr>
+              <w:spacing w:after="0"/>
+            </w:pPr>
+            <w:r>
+              <w:rPr>
+                <w:rFonts w:ascii="Arial" w:hAnsi="Arial"/>
+                <w:sz w:val="14"/>
+              </w:rPr>
+            </w:r>
+            <w:r>
+              <w:rPr>
+                <w:rFonts w:ascii="Arial" w:hAnsi="Arial"/>
+                <w:b w:val="0"/>
+                <w:color w:val="1F2933"/>
+                <w:sz w:val="14"/>
+              </w:rPr>
+              <w:t>X-ray</w:t>
+            </w:r>
+          </w:p>
+        </w:tc>
+        <w:tc>
+          <w:tcPr>
+            <w:tcW w:type="dxa" w:w="1184"/>
+            <w:vAlign w:val="center"/>
+          </w:tcPr>
+          <w:p>
+            <w:pPr>
+              <w:spacing w:after="0"/>
+            </w:pPr>
+            <w:r>
+              <w:rPr>
+                <w:rFonts w:ascii="Arial" w:hAnsi="Arial"/>
+                <w:sz w:val="14"/>
+              </w:rPr>
+            </w:r>
+            <w:r>
+              <w:rPr>
+                <w:rFonts w:ascii="Arial" w:hAnsi="Arial"/>
+                <w:b w:val="0"/>
+                <w:color w:val="1F2933"/>
+                <w:sz w:val="14"/>
+              </w:rPr>
+              <w:t>$150</w:t>
+            </w:r>
+          </w:p>
+        </w:tc>
+        <w:tc>
+          <w:tcPr>
+            <w:tcW w:type="dxa" w:w="1184"/>
+            <w:vAlign w:val="center"/>
+          </w:tcPr>
+          <w:p>
+            <w:pPr>
+              <w:spacing w:after="0"/>
+            </w:pPr>
+            <w:r>
+              <w:rPr>
+                <w:rFonts w:ascii="Arial" w:hAnsi="Arial"/>
+                <w:sz w:val="14"/>
+              </w:rPr>
+            </w:r>
+            <w:r>
+              <w:rPr>
+                <w:rFonts w:ascii="Arial" w:hAnsi="Arial"/>
+                <w:b w:val="0"/>
+                <w:color w:val="1F2933"/>
+                <w:sz w:val="14"/>
+              </w:rPr>
+              <w:t>Denied</w:t>
+            </w:r>
+          </w:p>
+        </w:tc>
+        <w:tc>
+          <w:tcPr>
+            <w:tcW w:type="dxa" w:w="1184"/>
+            <w:vAlign w:val="center"/>
+          </w:tcPr>
+          <w:p>
+            <w:pPr>
+              <w:spacing w:after="0"/>
+            </w:pPr>
+            <w:r>
+              <w:rPr>
+                <w:rFonts w:ascii="Arial" w:hAnsi="Arial"/>
+                <w:sz w:val="14"/>
+              </w:rPr>
+            </w:r>
+            <w:r>
+              <w:rPr>
+                <w:rFonts w:ascii="Arial" w:hAnsi="Arial"/>
+                <w:b w:val="0"/>
+                <w:color w:val="1F2933"/>
+                <w:sz w:val="14"/>
+              </w:rPr>
+              <w:t>2023-04-05</w:t>
+            </w:r>
+          </w:p>
+        </w:tc>
+        <w:tc>
+          <w:tcPr>
+            <w:tcW w:type="dxa" w:w="1184"/>
+            <w:vAlign w:val="center"/>
+          </w:tcPr>
+          <w:p>
+            <w:pPr>
+              <w:spacing w:after="0"/>
+            </w:pPr>
+            <w:r>
+              <w:rPr>
+                <w:rFonts w:ascii="Arial" w:hAnsi="Arial"/>
+                <w:sz w:val="14"/>
+              </w:rPr>
+            </w:r>
+            <w:r>
+              <w:rPr>
+                <w:rFonts w:ascii="Arial" w:hAnsi="Arial"/>
+                <w:b w:val="0"/>
+                <w:color w:val="1F2933"/>
+                <w:sz w:val="14"/>
+              </w:rPr>
+              <w:t>20%</w:t>
+            </w:r>
+          </w:p>
+        </w:tc>
+      </w:tr>
+      <w:tr>
+        <w:tc>
+          <w:tcPr>
+            <w:tcW w:type="dxa" w:w="1184"/>
+            <w:vAlign w:val="center"/>
+          </w:tcPr>
+          <w:p>
+            <w:pPr>
+              <w:spacing w:after="0"/>
+            </w:pPr>
+            <w:r>
+              <w:rPr>
+                <w:rFonts w:ascii="Arial" w:hAnsi="Arial"/>
+                <w:sz w:val="14"/>
+              </w:rPr>
+            </w:r>
+            <w:r>
+              <w:rPr>
+                <w:rFonts w:ascii="Arial" w:hAnsi="Arial"/>
+                <w:b w:val="0"/>
+                <w:color w:val="1F2933"/>
+                <w:sz w:val="14"/>
+              </w:rPr>
+              <w:t>C1004</w:t>
+            </w:r>
+          </w:p>
+        </w:tc>
+        <w:tc>
+          <w:tcPr>
+            <w:tcW w:type="dxa" w:w="1184"/>
+            <w:vAlign w:val="center"/>
+          </w:tcPr>
+          <w:p>
+            <w:pPr>
+              <w:spacing w:after="0"/>
+            </w:pPr>
+            <w:r>
+              <w:rPr>
+                <w:rFonts w:ascii="Arial" w:hAnsi="Arial"/>
+                <w:sz w:val="14"/>
+              </w:rPr>
+            </w:r>
+            <w:r>
+              <w:rPr>
+                <w:rFonts w:ascii="Arial" w:hAnsi="Arial"/>
+                <w:b w:val="0"/>
+                <w:color w:val="1F2933"/>
+                <w:sz w:val="14"/>
+              </w:rPr>
+              <w:t>M1002</w:t>
+            </w:r>
+          </w:p>
+        </w:tc>
+        <w:tc>
+          <w:tcPr>
+            <w:tcW w:type="dxa" w:w="1184"/>
+            <w:vAlign w:val="center"/>
+          </w:tcPr>
+          <w:p>
+            <w:pPr>
+              <w:spacing w:after="0"/>
+            </w:pPr>
+            <w:r>
+              <w:rPr>
+                <w:rFonts w:ascii="Arial" w:hAnsi="Arial"/>
+                <w:sz w:val="14"/>
+              </w:rPr>
+            </w:r>
+            <w:r>
+              <w:rPr>
+                <w:rFonts w:ascii="Arial" w:hAnsi="Arial"/>
+                <w:b w:val="0"/>
+                <w:color w:val="1F2933"/>
+                <w:sz w:val="14"/>
+              </w:rPr>
+              <w:t>P102</w:t>
+            </w:r>
+          </w:p>
+        </w:tc>
+        <w:tc>
+          <w:tcPr>
+            <w:tcW w:type="dxa" w:w="1184"/>
+            <w:vAlign w:val="center"/>
+          </w:tcPr>
+          <w:p>
+            <w:pPr>
+              <w:spacing w:after="0"/>
+            </w:pPr>
+            <w:r>
+              <w:rPr>
+                <w:rFonts w:ascii="Arial" w:hAnsi="Arial"/>
+                <w:sz w:val="14"/>
+              </w:rPr>
+            </w:r>
+            <w:r>
+              <w:rPr>
+                <w:rFonts w:ascii="Arial" w:hAnsi="Arial"/>
+                <w:b w:val="0"/>
+                <w:color w:val="1F2933"/>
+                <w:sz w:val="14"/>
+              </w:rPr>
+              <w:t>Silver HMO</w:t>
+            </w:r>
+          </w:p>
+        </w:tc>
+        <w:tc>
+          <w:tcPr>
+            <w:tcW w:type="dxa" w:w="1184"/>
+            <w:vAlign w:val="center"/>
+          </w:tcPr>
+          <w:p>
+            <w:pPr>
+              <w:spacing w:after="0"/>
+            </w:pPr>
+            <w:r>
+              <w:rPr>
+                <w:rFonts w:ascii="Arial" w:hAnsi="Arial"/>
+                <w:sz w:val="14"/>
+              </w:rPr>
+            </w:r>
+            <w:r>
+              <w:rPr>
+                <w:rFonts w:ascii="Arial" w:hAnsi="Arial"/>
+                <w:b w:val="0"/>
+                <w:color w:val="1F2933"/>
+                <w:sz w:val="14"/>
+              </w:rPr>
+              <w:t>Surgery</w:t>
+            </w:r>
+          </w:p>
+        </w:tc>
+        <w:tc>
+          <w:tcPr>
+            <w:tcW w:type="dxa" w:w="1184"/>
+            <w:vAlign w:val="center"/>
+          </w:tcPr>
+          <w:p>
+            <w:pPr>
+              <w:spacing w:after="0"/>
+            </w:pPr>
+            <w:r>
+              <w:rPr>
+                <w:rFonts w:ascii="Arial" w:hAnsi="Arial"/>
+                <w:sz w:val="14"/>
+              </w:rPr>
+            </w:r>
+            <w:r>
+              <w:rPr>
+                <w:rFonts w:ascii="Arial" w:hAnsi="Arial"/>
+                <w:b w:val="0"/>
+                <w:color w:val="1F2933"/>
+                <w:sz w:val="14"/>
+              </w:rPr>
+              <w:t>$900</w:t>
+            </w:r>
+          </w:p>
+        </w:tc>
+        <w:tc>
+          <w:tcPr>
+            <w:tcW w:type="dxa" w:w="1184"/>
+            <w:vAlign w:val="center"/>
+          </w:tcPr>
+          <w:p>
+            <w:pPr>
+              <w:spacing w:after="0"/>
+            </w:pPr>
+            <w:r>
+              <w:rPr>
+                <w:rFonts w:ascii="Arial" w:hAnsi="Arial"/>
+                <w:sz w:val="14"/>
+              </w:rPr>
+            </w:r>
+            <w:r>
+              <w:rPr>
+                <w:rFonts w:ascii="Arial" w:hAnsi="Arial"/>
+                <w:b w:val="0"/>
+                <w:color w:val="1F2933"/>
+                <w:sz w:val="14"/>
+              </w:rPr>
+              <w:t>Approved</w:t>
+            </w:r>
+          </w:p>
+        </w:tc>
+        <w:tc>
+          <w:tcPr>
+            <w:tcW w:type="dxa" w:w="1184"/>
+            <w:vAlign w:val="center"/>
+          </w:tcPr>
+          <w:p>
+            <w:pPr>
+              <w:spacing w:after="0"/>
+            </w:pPr>
+            <w:r>
+              <w:rPr>
+                <w:rFonts w:ascii="Arial" w:hAnsi="Arial"/>
+                <w:sz w:val="14"/>
+              </w:rPr>
+            </w:r>
+            <w:r>
+              <w:rPr>
+                <w:rFonts w:ascii="Arial" w:hAnsi="Arial"/>
+                <w:b w:val="0"/>
+                <w:color w:val="1F2933"/>
+                <w:sz w:val="14"/>
+              </w:rPr>
+              <w:t>2023-03-20</w:t>
+            </w:r>
+          </w:p>
+        </w:tc>
+        <w:tc>
+          <w:tcPr>
+            <w:tcW w:type="dxa" w:w="1184"/>
+            <w:vAlign w:val="center"/>
+          </w:tcPr>
+          <w:p>
+            <w:pPr>
+              <w:spacing w:after="0"/>
+            </w:pPr>
+            <w:r>
+              <w:rPr>
+                <w:rFonts w:ascii="Arial" w:hAnsi="Arial"/>
+                <w:sz w:val="14"/>
+              </w:rPr>
+            </w:r>
+            <w:r>
+              <w:rPr>
+                <w:rFonts w:ascii="Arial" w:hAnsi="Arial"/>
+                <w:b w:val="0"/>
+                <w:color w:val="1F2933"/>
+                <w:sz w:val="14"/>
+              </w:rPr>
+              <w:t>20%</w:t>
+            </w:r>
+          </w:p>
+        </w:tc>
+      </w:tr>
+      <w:tr>
+        <w:tc>
+          <w:tcPr>
+            <w:tcW w:type="dxa" w:w="1184"/>
+            <w:vAlign w:val="center"/>
+          </w:tcPr>
+          <w:p>
+            <w:pPr>
+              <w:spacing w:after="0"/>
+            </w:pPr>
+            <w:r>
+              <w:rPr>
+                <w:rFonts w:ascii="Arial" w:hAnsi="Arial"/>
+                <w:sz w:val="14"/>
+              </w:rPr>
+            </w:r>
+            <w:r>
+              <w:rPr>
+                <w:rFonts w:ascii="Arial" w:hAnsi="Arial"/>
+                <w:b w:val="0"/>
+                <w:color w:val="1F2933"/>
+                <w:sz w:val="14"/>
+              </w:rPr>
+              <w:t>C1005</w:t>
+            </w:r>
+          </w:p>
+        </w:tc>
+        <w:tc>
+          <w:tcPr>
+            <w:tcW w:type="dxa" w:w="1184"/>
+            <w:vAlign w:val="center"/>
+          </w:tcPr>
+          <w:p>
+            <w:pPr>
+              <w:spacing w:after="0"/>
+            </w:pPr>
+            <w:r>
+              <w:rPr>
+                <w:rFonts w:ascii="Arial" w:hAnsi="Arial"/>
+                <w:sz w:val="14"/>
+              </w:rPr>
+            </w:r>
+            <w:r>
+              <w:rPr>
+                <w:rFonts w:ascii="Arial" w:hAnsi="Arial"/>
+                <w:b w:val="0"/>
+                <w:color w:val="1F2933"/>
+                <w:sz w:val="14"/>
+              </w:rPr>
+              <w:t>M1003</w:t>
+            </w:r>
+          </w:p>
+        </w:tc>
+        <w:tc>
+          <w:tcPr>
+            <w:tcW w:type="dxa" w:w="1184"/>
+            <w:vAlign w:val="center"/>
+          </w:tcPr>
+          <w:p>
+            <w:pPr>
+              <w:spacing w:after="0"/>
+            </w:pPr>
+            <w:r>
+              <w:rPr>
+                <w:rFonts w:ascii="Arial" w:hAnsi="Arial"/>
+                <w:sz w:val="14"/>
+              </w:rPr>
+            </w:r>
+            <w:r>
+              <w:rPr>
+                <w:rFonts w:ascii="Arial" w:hAnsi="Arial"/>
+                <w:b w:val="0"/>
+                <w:color w:val="1F2933"/>
+                <w:sz w:val="14"/>
+              </w:rPr>
+              <w:t>P103</w:t>
+            </w:r>
+          </w:p>
+        </w:tc>
+        <w:tc>
+          <w:tcPr>
+            <w:tcW w:type="dxa" w:w="1184"/>
+            <w:vAlign w:val="center"/>
+          </w:tcPr>
+          <w:p>
+            <w:pPr>
+              <w:spacing w:after="0"/>
+            </w:pPr>
+            <w:r>
+              <w:rPr>
+                <w:rFonts w:ascii="Arial" w:hAnsi="Arial"/>
+                <w:sz w:val="14"/>
+              </w:rPr>
+            </w:r>
+            <w:r>
+              <w:rPr>
+                <w:rFonts w:ascii="Arial" w:hAnsi="Arial"/>
+                <w:b w:val="0"/>
+                <w:color w:val="1F2933"/>
+                <w:sz w:val="14"/>
+              </w:rPr>
+              <w:t>Bronze HMO</w:t>
+            </w:r>
+          </w:p>
+        </w:tc>
+        <w:tc>
+          <w:tcPr>
+            <w:tcW w:type="dxa" w:w="1184"/>
+            <w:vAlign w:val="center"/>
+          </w:tcPr>
+          <w:p>
+            <w:pPr>
+              <w:spacing w:after="0"/>
+            </w:pPr>
+            <w:r>
+              <w:rPr>
+                <w:rFonts w:ascii="Arial" w:hAnsi="Arial"/>
+                <w:sz w:val="14"/>
+              </w:rPr>
+            </w:r>
+            <w:r>
+              <w:rPr>
+                <w:rFonts w:ascii="Arial" w:hAnsi="Arial"/>
+                <w:b w:val="0"/>
+                <w:color w:val="1F2933"/>
+                <w:sz w:val="14"/>
+              </w:rPr>
+              <w:t>X-ray</w:t>
+            </w:r>
+          </w:p>
+        </w:tc>
+        <w:tc>
+          <w:tcPr>
+            <w:tcW w:type="dxa" w:w="1184"/>
+            <w:vAlign w:val="center"/>
+          </w:tcPr>
+          <w:p>
+            <w:pPr>
+              <w:spacing w:after="0"/>
+            </w:pPr>
+            <w:r>
+              <w:rPr>
+                <w:rFonts w:ascii="Arial" w:hAnsi="Arial"/>
+                <w:sz w:val="14"/>
+              </w:rPr>
+            </w:r>
+            <w:r>
+              <w:rPr>
+                <w:rFonts w:ascii="Arial" w:hAnsi="Arial"/>
+                <w:b w:val="0"/>
+                <w:color w:val="1F2933"/>
+                <w:sz w:val="14"/>
+              </w:rPr>
+              <w:t>$50</w:t>
+            </w:r>
+          </w:p>
+        </w:tc>
+        <w:tc>
+          <w:tcPr>
+            <w:tcW w:type="dxa" w:w="1184"/>
+            <w:vAlign w:val="center"/>
+          </w:tcPr>
+          <w:p>
+            <w:pPr>
+              <w:spacing w:after="0"/>
+            </w:pPr>
+            <w:r>
+              <w:rPr>
+                <w:rFonts w:ascii="Arial" w:hAnsi="Arial"/>
+                <w:sz w:val="14"/>
+              </w:rPr>
+            </w:r>
+            <w:r>
+              <w:rPr>
+                <w:rFonts w:ascii="Arial" w:hAnsi="Arial"/>
+                <w:b w:val="0"/>
+                <w:color w:val="1F2933"/>
+                <w:sz w:val="14"/>
+              </w:rPr>
+              <w:t>Pending</w:t>
+            </w:r>
+          </w:p>
+        </w:tc>
+        <w:tc>
+          <w:tcPr>
+            <w:tcW w:type="dxa" w:w="1184"/>
+            <w:vAlign w:val="center"/>
+          </w:tcPr>
+          <w:p>
+            <w:pPr>
+              <w:spacing w:after="0"/>
+            </w:pPr>
+            <w:r>
+              <w:rPr>
+                <w:rFonts w:ascii="Arial" w:hAnsi="Arial"/>
+                <w:sz w:val="14"/>
+              </w:rPr>
+            </w:r>
+            <w:r>
+              <w:rPr>
+                <w:rFonts w:ascii="Arial" w:hAnsi="Arial"/>
+                <w:b w:val="0"/>
+                <w:color w:val="1F2933"/>
+                <w:sz w:val="14"/>
+              </w:rPr>
+              <w:t>2023-04-10</w:t>
+            </w:r>
+          </w:p>
+        </w:tc>
+        <w:tc>
+          <w:tcPr>
+            <w:tcW w:type="dxa" w:w="1184"/>
+            <w:vAlign w:val="center"/>
+          </w:tcPr>
+          <w:p>
+            <w:pPr>
+              <w:spacing w:after="0"/>
+            </w:pPr>
+            <w:r>
+              <w:rPr>
+                <w:rFonts w:ascii="Arial" w:hAnsi="Arial"/>
+                <w:sz w:val="14"/>
+              </w:rPr>
+            </w:r>
+            <w:r>
+              <w:rPr>
+                <w:rFonts w:ascii="Arial" w:hAnsi="Arial"/>
+                <w:b w:val="0"/>
+                <w:color w:val="1F2933"/>
+                <w:sz w:val="14"/>
+              </w:rPr>
+              <w:t>30%</w:t>
             </w:r>
           </w:p>
         </w:tc>
@@ -1133,45 +3627,1067 @@
     </w:tbl>
     <w:p>
       <w:pPr>
-        <w:pStyle w:val="Heading1"/>
+        <w:spacing w:after="80" w:line="252" w:lineRule="auto"/>
       </w:pPr>
       <w:r>
-        <w:t>9. Sample Contact Block</w:t>
+        <w:rPr>
+          <w:rFonts w:ascii="Arial" w:hAnsi="Arial"/>
+          <w:b w:val="0"/>
+          <w:color w:val="1F2933"/>
+          <w:sz w:val="16"/>
+        </w:rPr>
+        <w:t>The plan cost-share percentage is shown only as reference data. The file does not provide enough information to calculate member responsibility, because deductible accumulation, allowed amount, service rules, and payment details are absent.</w:t>
       </w:r>
     </w:p>
     <w:p>
+      <w:pPr>
+        <w:spacing w:before="160" w:after="80"/>
+      </w:pPr>
       <w:r>
         <w:rPr>
+          <w:rFonts w:ascii="Arial" w:hAnsi="Arial"/>
           <w:b/>
+          <w:color w:val="17365D"/>
+          <w:sz w:val="28"/>
         </w:rPr>
-        <w:t>Northstar Health Plan - Claims Operations</w:t>
-        <w:br/>
+        <w:t>7. Plan-specific claim observations</w:t>
+      </w:r>
+    </w:p>
+    <w:p>
+      <w:pPr>
+        <w:spacing w:before="100" w:after="80"/>
+      </w:pPr>
+      <w:r>
+        <w:rPr>
+          <w:rFonts w:ascii="Arial" w:hAnsi="Arial"/>
+          <w:b/>
+          <w:color w:val="17365D"/>
+          <w:sz w:val="22"/>
+        </w:rPr>
+        <w:t>Gold PPO (P101)</w:t>
+      </w:r>
+    </w:p>
+    <w:p>
+      <w:pPr>
+        <w:spacing w:after="80" w:line="252" w:lineRule="auto"/>
+      </w:pPr>
+      <w:r>
+        <w:rPr>
+          <w:rFonts w:ascii="Arial" w:hAnsi="Arial"/>
+          <w:b w:val="0"/>
+          <w:color w:val="1F2933"/>
+          <w:sz w:val="17"/>
+        </w:rPr>
+        <w:t>Linked claims: 2. Status counts - Pending: 1, Approved: 1. Procedures - X-ray, Surgery.</w:t>
+      </w:r>
+    </w:p>
+    <w:p>
+      <w:pPr>
+        <w:spacing w:before="100" w:after="80"/>
+      </w:pPr>
+      <w:r>
+        <w:rPr>
+          <w:rFonts w:ascii="Arial" w:hAnsi="Arial"/>
+          <w:b/>
+          <w:color w:val="17365D"/>
+          <w:sz w:val="22"/>
+        </w:rPr>
+        <w:t>Silver HMO (P102)</w:t>
+      </w:r>
+    </w:p>
+    <w:p>
+      <w:pPr>
+        <w:spacing w:after="80" w:line="252" w:lineRule="auto"/>
+      </w:pPr>
+      <w:r>
+        <w:rPr>
+          <w:rFonts w:ascii="Arial" w:hAnsi="Arial"/>
+          <w:b w:val="0"/>
+          <w:color w:val="1F2933"/>
+          <w:sz w:val="17"/>
+        </w:rPr>
+        <w:t>Linked claims: 2. Status counts - Denied: 1, Approved: 1. Procedures - X-ray, Surgery.</w:t>
+      </w:r>
+    </w:p>
+    <w:p>
+      <w:pPr>
+        <w:spacing w:before="100" w:after="80"/>
+      </w:pPr>
+      <w:r>
+        <w:rPr>
+          <w:rFonts w:ascii="Arial" w:hAnsi="Arial"/>
+          <w:b/>
+          <w:color w:val="17365D"/>
+          <w:sz w:val="22"/>
+        </w:rPr>
+        <w:t>Bronze HMO (P103)</w:t>
+      </w:r>
+    </w:p>
+    <w:p>
+      <w:pPr>
+        <w:spacing w:after="80" w:line="252" w:lineRule="auto"/>
+      </w:pPr>
+      <w:r>
+        <w:rPr>
+          <w:rFonts w:ascii="Arial" w:hAnsi="Arial"/>
+          <w:b w:val="0"/>
+          <w:color w:val="1F2933"/>
+          <w:sz w:val="17"/>
+        </w:rPr>
+        <w:t>Linked claims: 1. Status counts - Pending: 1. Procedures - X-ray.</w:t>
+      </w:r>
+    </w:p>
+    <w:p>
+      <w:pPr>
+        <w:spacing w:before="160" w:after="80"/>
+      </w:pPr>
+      <w:r>
+        <w:rPr>
+          <w:rFonts w:ascii="Arial" w:hAnsi="Arial"/>
+          <w:b/>
+          <w:color w:val="17365D"/>
+          <w:sz w:val="28"/>
+        </w:rPr>
+        <w:t>8. Recommended production schema extensions</w:t>
+      </w:r>
+    </w:p>
+    <w:tbl>
+      <w:tblPr>
+        <w:tblStyle w:val="TableGrid"/>
+        <w:tblW w:type="auto" w:w="0"/>
+        <w:jc w:val="center"/>
+        <w:tblLook w:firstColumn="1" w:firstRow="1" w:lastColumn="0" w:lastRow="0" w:noHBand="0" w:noVBand="1" w:val="04A0"/>
+      </w:tblPr>
+      <w:tblGrid>
+        <w:gridCol w:w="3552"/>
+        <w:gridCol w:w="3552"/>
+        <w:gridCol w:w="3552"/>
+      </w:tblGrid>
+      <w:tr>
+        <w:tc>
+          <w:tcPr>
+            <w:tcW w:type="dxa" w:w="3552"/>
+            <w:vAlign w:val="center"/>
+            <w:shd w:fill="D9EAF7"/>
+          </w:tcPr>
+          <w:p>
+            <w:pPr>
+              <w:spacing w:after="0"/>
+            </w:pPr>
+            <w:r>
+              <w:rPr>
+                <w:rFonts w:ascii="Arial" w:hAnsi="Arial"/>
+                <w:b/>
+                <w:sz w:val="16"/>
+              </w:rPr>
+            </w:r>
+            <w:r>
+              <w:rPr>
+                <w:rFonts w:ascii="Arial" w:hAnsi="Arial"/>
+                <w:b/>
+                <w:color w:val="1F2933"/>
+                <w:sz w:val="16"/>
+              </w:rPr>
+              <w:t>Suggested field</w:t>
+            </w:r>
+          </w:p>
+        </w:tc>
+        <w:tc>
+          <w:tcPr>
+            <w:tcW w:type="dxa" w:w="3552"/>
+            <w:vAlign w:val="center"/>
+            <w:shd w:fill="D9EAF7"/>
+          </w:tcPr>
+          <w:p>
+            <w:pPr>
+              <w:spacing w:after="0"/>
+            </w:pPr>
+            <w:r>
+              <w:rPr>
+                <w:rFonts w:ascii="Arial" w:hAnsi="Arial"/>
+                <w:b/>
+                <w:sz w:val="16"/>
+              </w:rPr>
+            </w:r>
+            <w:r>
+              <w:rPr>
+                <w:rFonts w:ascii="Arial" w:hAnsi="Arial"/>
+                <w:b/>
+                <w:color w:val="1F2933"/>
+                <w:sz w:val="16"/>
+              </w:rPr>
+              <w:t>Why it is needed</w:t>
+            </w:r>
+          </w:p>
+        </w:tc>
+        <w:tc>
+          <w:tcPr>
+            <w:tcW w:type="dxa" w:w="3552"/>
+            <w:vAlign w:val="center"/>
+            <w:shd w:fill="D9EAF7"/>
+          </w:tcPr>
+          <w:p>
+            <w:pPr>
+              <w:spacing w:after="0"/>
+            </w:pPr>
+            <w:r>
+              <w:rPr>
+                <w:rFonts w:ascii="Arial" w:hAnsi="Arial"/>
+                <w:b/>
+                <w:sz w:val="16"/>
+              </w:rPr>
+            </w:r>
+            <w:r>
+              <w:rPr>
+                <w:rFonts w:ascii="Arial" w:hAnsi="Arial"/>
+                <w:b/>
+                <w:color w:val="1F2933"/>
+                <w:sz w:val="16"/>
+              </w:rPr>
+              <w:t>Present now?</w:t>
+            </w:r>
+          </w:p>
+        </w:tc>
+      </w:tr>
+      <w:tr>
+        <w:tc>
+          <w:tcPr>
+            <w:tcW w:type="dxa" w:w="3552"/>
+            <w:vAlign w:val="center"/>
+          </w:tcPr>
+          <w:p>
+            <w:pPr>
+              <w:spacing w:after="0"/>
+            </w:pPr>
+            <w:r>
+              <w:rPr>
+                <w:rFonts w:ascii="Arial" w:hAnsi="Arial"/>
+                <w:sz w:val="16"/>
+              </w:rPr>
+            </w:r>
+            <w:r>
+              <w:rPr>
+                <w:rFonts w:ascii="Arial" w:hAnsi="Arial"/>
+                <w:b w:val="0"/>
+                <w:color w:val="1F2933"/>
+                <w:sz w:val="16"/>
+              </w:rPr>
+              <w:t>allowed_amount</w:t>
+            </w:r>
+          </w:p>
+        </w:tc>
+        <w:tc>
+          <w:tcPr>
+            <w:tcW w:type="dxa" w:w="3552"/>
+            <w:vAlign w:val="center"/>
+          </w:tcPr>
+          <w:p>
+            <w:pPr>
+              <w:spacing w:after="0"/>
+            </w:pPr>
+            <w:r>
+              <w:rPr>
+                <w:rFonts w:ascii="Arial" w:hAnsi="Arial"/>
+                <w:sz w:val="16"/>
+              </w:rPr>
+            </w:r>
+            <w:r>
+              <w:rPr>
+                <w:rFonts w:ascii="Arial" w:hAnsi="Arial"/>
+                <w:b w:val="0"/>
+                <w:color w:val="1F2933"/>
+                <w:sz w:val="16"/>
+              </w:rPr>
+              <w:t>Separates provider charge from the amount recognized by the plan.</w:t>
+            </w:r>
+          </w:p>
+        </w:tc>
+        <w:tc>
+          <w:tcPr>
+            <w:tcW w:type="dxa" w:w="3552"/>
+            <w:vAlign w:val="center"/>
+          </w:tcPr>
+          <w:p>
+            <w:pPr>
+              <w:spacing w:after="0"/>
+            </w:pPr>
+            <w:r>
+              <w:rPr>
+                <w:rFonts w:ascii="Arial" w:hAnsi="Arial"/>
+                <w:sz w:val="16"/>
+              </w:rPr>
+            </w:r>
+            <w:r>
+              <w:rPr>
+                <w:rFonts w:ascii="Arial" w:hAnsi="Arial"/>
+                <w:b w:val="0"/>
+                <w:color w:val="1F2933"/>
+                <w:sz w:val="16"/>
+              </w:rPr>
+              <w:t>No</w:t>
+            </w:r>
+          </w:p>
+        </w:tc>
+      </w:tr>
+      <w:tr>
+        <w:tc>
+          <w:tcPr>
+            <w:tcW w:type="dxa" w:w="3552"/>
+            <w:vAlign w:val="center"/>
+          </w:tcPr>
+          <w:p>
+            <w:pPr>
+              <w:spacing w:after="0"/>
+            </w:pPr>
+            <w:r>
+              <w:rPr>
+                <w:rFonts w:ascii="Arial" w:hAnsi="Arial"/>
+                <w:sz w:val="16"/>
+              </w:rPr>
+            </w:r>
+            <w:r>
+              <w:rPr>
+                <w:rFonts w:ascii="Arial" w:hAnsi="Arial"/>
+                <w:b w:val="0"/>
+                <w:color w:val="1F2933"/>
+                <w:sz w:val="16"/>
+              </w:rPr>
+              <w:t>paid_amount</w:t>
+            </w:r>
+          </w:p>
+        </w:tc>
+        <w:tc>
+          <w:tcPr>
+            <w:tcW w:type="dxa" w:w="3552"/>
+            <w:vAlign w:val="center"/>
+          </w:tcPr>
+          <w:p>
+            <w:pPr>
+              <w:spacing w:after="0"/>
+            </w:pPr>
+            <w:r>
+              <w:rPr>
+                <w:rFonts w:ascii="Arial" w:hAnsi="Arial"/>
+                <w:sz w:val="16"/>
+              </w:rPr>
+            </w:r>
+            <w:r>
+              <w:rPr>
+                <w:rFonts w:ascii="Arial" w:hAnsi="Arial"/>
+                <w:b w:val="0"/>
+                <w:color w:val="1F2933"/>
+                <w:sz w:val="16"/>
+              </w:rPr>
+              <w:t>Records the insurer payment.</w:t>
+            </w:r>
+          </w:p>
+        </w:tc>
+        <w:tc>
+          <w:tcPr>
+            <w:tcW w:type="dxa" w:w="3552"/>
+            <w:vAlign w:val="center"/>
+          </w:tcPr>
+          <w:p>
+            <w:pPr>
+              <w:spacing w:after="0"/>
+            </w:pPr>
+            <w:r>
+              <w:rPr>
+                <w:rFonts w:ascii="Arial" w:hAnsi="Arial"/>
+                <w:sz w:val="16"/>
+              </w:rPr>
+            </w:r>
+            <w:r>
+              <w:rPr>
+                <w:rFonts w:ascii="Arial" w:hAnsi="Arial"/>
+                <w:b w:val="0"/>
+                <w:color w:val="1F2933"/>
+                <w:sz w:val="16"/>
+              </w:rPr>
+              <w:t>No</w:t>
+            </w:r>
+          </w:p>
+        </w:tc>
+      </w:tr>
+      <w:tr>
+        <w:tc>
+          <w:tcPr>
+            <w:tcW w:type="dxa" w:w="3552"/>
+            <w:vAlign w:val="center"/>
+          </w:tcPr>
+          <w:p>
+            <w:pPr>
+              <w:spacing w:after="0"/>
+            </w:pPr>
+            <w:r>
+              <w:rPr>
+                <w:rFonts w:ascii="Arial" w:hAnsi="Arial"/>
+                <w:sz w:val="16"/>
+              </w:rPr>
+            </w:r>
+            <w:r>
+              <w:rPr>
+                <w:rFonts w:ascii="Arial" w:hAnsi="Arial"/>
+                <w:b w:val="0"/>
+                <w:color w:val="1F2933"/>
+                <w:sz w:val="16"/>
+              </w:rPr>
+              <w:t>member_responsibility</w:t>
+            </w:r>
+          </w:p>
+        </w:tc>
+        <w:tc>
+          <w:tcPr>
+            <w:tcW w:type="dxa" w:w="3552"/>
+            <w:vAlign w:val="center"/>
+          </w:tcPr>
+          <w:p>
+            <w:pPr>
+              <w:spacing w:after="0"/>
+            </w:pPr>
+            <w:r>
+              <w:rPr>
+                <w:rFonts w:ascii="Arial" w:hAnsi="Arial"/>
+                <w:sz w:val="16"/>
+              </w:rPr>
+            </w:r>
+            <w:r>
+              <w:rPr>
+                <w:rFonts w:ascii="Arial" w:hAnsi="Arial"/>
+                <w:b w:val="0"/>
+                <w:color w:val="1F2933"/>
+                <w:sz w:val="16"/>
+              </w:rPr>
+              <w:t>Records deductible, copay, and coinsurance responsibility.</w:t>
+            </w:r>
+          </w:p>
+        </w:tc>
+        <w:tc>
+          <w:tcPr>
+            <w:tcW w:type="dxa" w:w="3552"/>
+            <w:vAlign w:val="center"/>
+          </w:tcPr>
+          <w:p>
+            <w:pPr>
+              <w:spacing w:after="0"/>
+            </w:pPr>
+            <w:r>
+              <w:rPr>
+                <w:rFonts w:ascii="Arial" w:hAnsi="Arial"/>
+                <w:sz w:val="16"/>
+              </w:rPr>
+            </w:r>
+            <w:r>
+              <w:rPr>
+                <w:rFonts w:ascii="Arial" w:hAnsi="Arial"/>
+                <w:b w:val="0"/>
+                <w:color w:val="1F2933"/>
+                <w:sz w:val="16"/>
+              </w:rPr>
+              <w:t>No</w:t>
+            </w:r>
+          </w:p>
+        </w:tc>
+      </w:tr>
+      <w:tr>
+        <w:tc>
+          <w:tcPr>
+            <w:tcW w:type="dxa" w:w="3552"/>
+            <w:vAlign w:val="center"/>
+          </w:tcPr>
+          <w:p>
+            <w:pPr>
+              <w:spacing w:after="0"/>
+            </w:pPr>
+            <w:r>
+              <w:rPr>
+                <w:rFonts w:ascii="Arial" w:hAnsi="Arial"/>
+                <w:sz w:val="16"/>
+              </w:rPr>
+            </w:r>
+            <w:r>
+              <w:rPr>
+                <w:rFonts w:ascii="Arial" w:hAnsi="Arial"/>
+                <w:b w:val="0"/>
+                <w:color w:val="1F2933"/>
+                <w:sz w:val="16"/>
+              </w:rPr>
+              <w:t>decision_reason_code</w:t>
+            </w:r>
+          </w:p>
+        </w:tc>
+        <w:tc>
+          <w:tcPr>
+            <w:tcW w:type="dxa" w:w="3552"/>
+            <w:vAlign w:val="center"/>
+          </w:tcPr>
+          <w:p>
+            <w:pPr>
+              <w:spacing w:after="0"/>
+            </w:pPr>
+            <w:r>
+              <w:rPr>
+                <w:rFonts w:ascii="Arial" w:hAnsi="Arial"/>
+                <w:sz w:val="16"/>
+              </w:rPr>
+            </w:r>
+            <w:r>
+              <w:rPr>
+                <w:rFonts w:ascii="Arial" w:hAnsi="Arial"/>
+                <w:b w:val="0"/>
+                <w:color w:val="1F2933"/>
+                <w:sz w:val="16"/>
+              </w:rPr>
+              <w:t>Explains denied or pending outcomes.</w:t>
+            </w:r>
+          </w:p>
+        </w:tc>
+        <w:tc>
+          <w:tcPr>
+            <w:tcW w:type="dxa" w:w="3552"/>
+            <w:vAlign w:val="center"/>
+          </w:tcPr>
+          <w:p>
+            <w:pPr>
+              <w:spacing w:after="0"/>
+            </w:pPr>
+            <w:r>
+              <w:rPr>
+                <w:rFonts w:ascii="Arial" w:hAnsi="Arial"/>
+                <w:sz w:val="16"/>
+              </w:rPr>
+            </w:r>
+            <w:r>
+              <w:rPr>
+                <w:rFonts w:ascii="Arial" w:hAnsi="Arial"/>
+                <w:b w:val="0"/>
+                <w:color w:val="1F2933"/>
+                <w:sz w:val="16"/>
+              </w:rPr>
+              <w:t>No</w:t>
+            </w:r>
+          </w:p>
+        </w:tc>
+      </w:tr>
+      <w:tr>
+        <w:tc>
+          <w:tcPr>
+            <w:tcW w:type="dxa" w:w="3552"/>
+            <w:vAlign w:val="center"/>
+          </w:tcPr>
+          <w:p>
+            <w:pPr>
+              <w:spacing w:after="0"/>
+            </w:pPr>
+            <w:r>
+              <w:rPr>
+                <w:rFonts w:ascii="Arial" w:hAnsi="Arial"/>
+                <w:sz w:val="16"/>
+              </w:rPr>
+            </w:r>
+            <w:r>
+              <w:rPr>
+                <w:rFonts w:ascii="Arial" w:hAnsi="Arial"/>
+                <w:b w:val="0"/>
+                <w:color w:val="1F2933"/>
+                <w:sz w:val="16"/>
+              </w:rPr>
+              <w:t>adjudicated_at</w:t>
+            </w:r>
+          </w:p>
+        </w:tc>
+        <w:tc>
+          <w:tcPr>
+            <w:tcW w:type="dxa" w:w="3552"/>
+            <w:vAlign w:val="center"/>
+          </w:tcPr>
+          <w:p>
+            <w:pPr>
+              <w:spacing w:after="0"/>
+            </w:pPr>
+            <w:r>
+              <w:rPr>
+                <w:rFonts w:ascii="Arial" w:hAnsi="Arial"/>
+                <w:sz w:val="16"/>
+              </w:rPr>
+            </w:r>
+            <w:r>
+              <w:rPr>
+                <w:rFonts w:ascii="Arial" w:hAnsi="Arial"/>
+                <w:b w:val="0"/>
+                <w:color w:val="1F2933"/>
+                <w:sz w:val="16"/>
+              </w:rPr>
+              <w:t>Supports timeliness and audit reporting.</w:t>
+            </w:r>
+          </w:p>
+        </w:tc>
+        <w:tc>
+          <w:tcPr>
+            <w:tcW w:type="dxa" w:w="3552"/>
+            <w:vAlign w:val="center"/>
+          </w:tcPr>
+          <w:p>
+            <w:pPr>
+              <w:spacing w:after="0"/>
+            </w:pPr>
+            <w:r>
+              <w:rPr>
+                <w:rFonts w:ascii="Arial" w:hAnsi="Arial"/>
+                <w:sz w:val="16"/>
+              </w:rPr>
+            </w:r>
+            <w:r>
+              <w:rPr>
+                <w:rFonts w:ascii="Arial" w:hAnsi="Arial"/>
+                <w:b w:val="0"/>
+                <w:color w:val="1F2933"/>
+                <w:sz w:val="16"/>
+              </w:rPr>
+              <w:t>No</w:t>
+            </w:r>
+          </w:p>
+        </w:tc>
+      </w:tr>
+      <w:tr>
+        <w:tc>
+          <w:tcPr>
+            <w:tcW w:type="dxa" w:w="3552"/>
+            <w:vAlign w:val="center"/>
+          </w:tcPr>
+          <w:p>
+            <w:pPr>
+              <w:spacing w:after="0"/>
+            </w:pPr>
+            <w:r>
+              <w:rPr>
+                <w:rFonts w:ascii="Arial" w:hAnsi="Arial"/>
+                <w:sz w:val="16"/>
+              </w:rPr>
+            </w:r>
+            <w:r>
+              <w:rPr>
+                <w:rFonts w:ascii="Arial" w:hAnsi="Arial"/>
+                <w:b w:val="0"/>
+                <w:color w:val="1F2933"/>
+                <w:sz w:val="16"/>
+              </w:rPr>
+              <w:t>authorization_id</w:t>
+            </w:r>
+          </w:p>
+        </w:tc>
+        <w:tc>
+          <w:tcPr>
+            <w:tcW w:type="dxa" w:w="3552"/>
+            <w:vAlign w:val="center"/>
+          </w:tcPr>
+          <w:p>
+            <w:pPr>
+              <w:spacing w:after="0"/>
+            </w:pPr>
+            <w:r>
+              <w:rPr>
+                <w:rFonts w:ascii="Arial" w:hAnsi="Arial"/>
+                <w:sz w:val="16"/>
+              </w:rPr>
+            </w:r>
+            <w:r>
+              <w:rPr>
+                <w:rFonts w:ascii="Arial" w:hAnsi="Arial"/>
+                <w:b w:val="0"/>
+                <w:color w:val="1F2933"/>
+                <w:sz w:val="16"/>
+              </w:rPr>
+              <w:t>Links services that require prior authorization.</w:t>
+            </w:r>
+          </w:p>
+        </w:tc>
+        <w:tc>
+          <w:tcPr>
+            <w:tcW w:type="dxa" w:w="3552"/>
+            <w:vAlign w:val="center"/>
+          </w:tcPr>
+          <w:p>
+            <w:pPr>
+              <w:spacing w:after="0"/>
+            </w:pPr>
+            <w:r>
+              <w:rPr>
+                <w:rFonts w:ascii="Arial" w:hAnsi="Arial"/>
+                <w:sz w:val="16"/>
+              </w:rPr>
+            </w:r>
+            <w:r>
+              <w:rPr>
+                <w:rFonts w:ascii="Arial" w:hAnsi="Arial"/>
+                <w:b w:val="0"/>
+                <w:color w:val="1F2933"/>
+                <w:sz w:val="16"/>
+              </w:rPr>
+              <w:t>No</w:t>
+            </w:r>
+          </w:p>
+        </w:tc>
+      </w:tr>
+      <w:tr>
+        <w:tc>
+          <w:tcPr>
+            <w:tcW w:type="dxa" w:w="3552"/>
+            <w:vAlign w:val="center"/>
+          </w:tcPr>
+          <w:p>
+            <w:pPr>
+              <w:spacing w:after="0"/>
+            </w:pPr>
+            <w:r>
+              <w:rPr>
+                <w:rFonts w:ascii="Arial" w:hAnsi="Arial"/>
+                <w:sz w:val="16"/>
+              </w:rPr>
+            </w:r>
+            <w:r>
+              <w:rPr>
+                <w:rFonts w:ascii="Arial" w:hAnsi="Arial"/>
+                <w:b w:val="0"/>
+                <w:color w:val="1F2933"/>
+                <w:sz w:val="16"/>
+              </w:rPr>
+              <w:t>network_status</w:t>
+            </w:r>
+          </w:p>
+        </w:tc>
+        <w:tc>
+          <w:tcPr>
+            <w:tcW w:type="dxa" w:w="3552"/>
+            <w:vAlign w:val="center"/>
+          </w:tcPr>
+          <w:p>
+            <w:pPr>
+              <w:spacing w:after="0"/>
+            </w:pPr>
+            <w:r>
+              <w:rPr>
+                <w:rFonts w:ascii="Arial" w:hAnsi="Arial"/>
+                <w:sz w:val="16"/>
+              </w:rPr>
+            </w:r>
+            <w:r>
+              <w:rPr>
+                <w:rFonts w:ascii="Arial" w:hAnsi="Arial"/>
+                <w:b w:val="0"/>
+                <w:color w:val="1F2933"/>
+                <w:sz w:val="16"/>
+              </w:rPr>
+              <w:t>Supports in-network and out-of-network pricing.</w:t>
+            </w:r>
+          </w:p>
+        </w:tc>
+        <w:tc>
+          <w:tcPr>
+            <w:tcW w:type="dxa" w:w="3552"/>
+            <w:vAlign w:val="center"/>
+          </w:tcPr>
+          <w:p>
+            <w:pPr>
+              <w:spacing w:after="0"/>
+            </w:pPr>
+            <w:r>
+              <w:rPr>
+                <w:rFonts w:ascii="Arial" w:hAnsi="Arial"/>
+                <w:sz w:val="16"/>
+              </w:rPr>
+            </w:r>
+            <w:r>
+              <w:rPr>
+                <w:rFonts w:ascii="Arial" w:hAnsi="Arial"/>
+                <w:b w:val="0"/>
+                <w:color w:val="1F2933"/>
+                <w:sz w:val="16"/>
+              </w:rPr>
+              <w:t>No</w:t>
+            </w:r>
+          </w:p>
+        </w:tc>
+      </w:tr>
+    </w:tbl>
+    <w:p>
+      <w:pPr>
+        <w:spacing w:before="160" w:after="80"/>
+      </w:pPr>
+      <w:r>
+        <w:rPr>
+          <w:rFonts w:ascii="Arial" w:hAnsi="Arial"/>
+          <w:b/>
+          <w:color w:val="17365D"/>
+          <w:sz w:val="28"/>
+        </w:rPr>
+        <w:t>9. Data dictionary</w:t>
+      </w:r>
+    </w:p>
+    <w:p>
+      <w:pPr>
+        <w:spacing w:after="40"/>
+      </w:pPr>
+      <w:r>
+        <w:rPr>
+          <w:rFonts w:ascii="Arial" w:hAnsi="Arial"/>
+          <w:b/>
+          <w:sz w:val="16"/>
+        </w:rPr>
+        <w:t xml:space="preserve">plans.plan_id: </w:t>
       </w:r>
       <w:r>
-        <w:t>100 Example Avenue, Hartford, CT 06103</w:t>
-        <w:br/>
+        <w:rPr>
+          <w:rFonts w:ascii="Arial" w:hAnsi="Arial"/>
+          <w:sz w:val="16"/>
+        </w:rPr>
+        <w:t>Unique plan identifier and join key.</w:t>
+      </w:r>
+    </w:p>
+    <w:p>
+      <w:pPr>
+        <w:spacing w:after="40"/>
+      </w:pPr>
+      <w:r>
+        <w:rPr>
+          <w:rFonts w:ascii="Arial" w:hAnsi="Arial"/>
+          <w:b/>
+          <w:sz w:val="16"/>
+        </w:rPr>
+        <w:t xml:space="preserve">plans.plan_name: </w:t>
       </w:r>
       <w:r>
-        <w:t>Phone: 1-800-555-0188 | Fax: 1-800-555-0199</w:t>
-        <w:br/>
+        <w:rPr>
+          <w:rFonts w:ascii="Arial" w:hAnsi="Arial"/>
+          <w:sz w:val="16"/>
+        </w:rPr>
+        <w:t>Human-readable plan name.</w:t>
+      </w:r>
+    </w:p>
+    <w:p>
+      <w:pPr>
+        <w:spacing w:after="40"/>
+      </w:pPr>
+      <w:r>
+        <w:rPr>
+          <w:rFonts w:ascii="Arial" w:hAnsi="Arial"/>
+          <w:b/>
+          <w:sz w:val="16"/>
+        </w:rPr>
+        <w:t xml:space="preserve">plans.monthly_premium: </w:t>
       </w:r>
       <w:r>
-        <w:t xml:space="preserve">Portal: </w:t>
+        <w:rPr>
+          <w:rFonts w:ascii="Arial" w:hAnsi="Arial"/>
+          <w:sz w:val="16"/>
+        </w:rPr>
+        <w:t>Monthly premium amount.</w:t>
       </w:r>
-      <w:hyperlink r:id="rId9">
-        <w:r>
-          <w:rPr>
-            <w:color w:val="0563C1"/>
-            <w:u w:val="single"/>
-          </w:rPr>
-          <w:t>https://example.invalid/claims</w:t>
-        </w:r>
-      </w:hyperlink>
+    </w:p>
+    <w:p>
+      <w:pPr>
+        <w:spacing w:after="40"/>
+      </w:pPr>
+      <w:r>
+        <w:rPr>
+          <w:rFonts w:ascii="Arial" w:hAnsi="Arial"/>
+          <w:b/>
+          <w:sz w:val="16"/>
+        </w:rPr>
+        <w:t xml:space="preserve">plans.annual_deductible: </w:t>
+      </w:r>
+      <w:r>
+        <w:rPr>
+          <w:rFonts w:ascii="Arial" w:hAnsi="Arial"/>
+          <w:sz w:val="16"/>
+        </w:rPr>
+        <w:t>Annual deductible amount.</w:t>
+      </w:r>
+    </w:p>
+    <w:p>
+      <w:pPr>
+        <w:spacing w:after="40"/>
+      </w:pPr>
+      <w:r>
+        <w:rPr>
+          <w:rFonts w:ascii="Arial" w:hAnsi="Arial"/>
+          <w:b/>
+          <w:sz w:val="16"/>
+        </w:rPr>
+        <w:t xml:space="preserve">plans.copay_pct: </w:t>
+      </w:r>
+      <w:r>
+        <w:rPr>
+          <w:rFonts w:ascii="Arial" w:hAnsi="Arial"/>
+          <w:sz w:val="16"/>
+        </w:rPr>
+        <w:t>Percentage field used as the plan cost-share reference.</w:t>
+      </w:r>
+    </w:p>
+    <w:p>
+      <w:pPr>
+        <w:spacing w:after="40"/>
+      </w:pPr>
+      <w:r>
+        <w:rPr>
+          <w:rFonts w:ascii="Arial" w:hAnsi="Arial"/>
+          <w:b/>
+          <w:sz w:val="16"/>
+        </w:rPr>
+        <w:t xml:space="preserve">plans.coverage_type: </w:t>
+      </w:r>
+      <w:r>
+        <w:rPr>
+          <w:rFonts w:ascii="Arial" w:hAnsi="Arial"/>
+          <w:sz w:val="16"/>
+        </w:rPr>
+        <w:t>Plan type category: PPO or HMO in this dataset.</w:t>
+      </w:r>
+    </w:p>
+    <w:p>
+      <w:pPr>
+        <w:spacing w:after="40"/>
+      </w:pPr>
+      <w:r>
+        <w:rPr>
+          <w:rFonts w:ascii="Arial" w:hAnsi="Arial"/>
+          <w:b/>
+          <w:sz w:val="16"/>
+        </w:rPr>
+        <w:t xml:space="preserve">plans.network_tier: </w:t>
+      </w:r>
+      <w:r>
+        <w:rPr>
+          <w:rFonts w:ascii="Arial" w:hAnsi="Arial"/>
+          <w:sz w:val="16"/>
+        </w:rPr>
+        <w:t>Synthetic tier label: Gold, Silver, or Bronze.</w:t>
+      </w:r>
+    </w:p>
+    <w:p>
+      <w:pPr>
+        <w:spacing w:after="40"/>
+      </w:pPr>
+      <w:r>
+        <w:rPr>
+          <w:rFonts w:ascii="Arial" w:hAnsi="Arial"/>
+          <w:b/>
+          <w:sz w:val="16"/>
+        </w:rPr>
+        <w:t xml:space="preserve">claims.claim_id: </w:t>
+      </w:r>
+      <w:r>
+        <w:rPr>
+          <w:rFonts w:ascii="Arial" w:hAnsi="Arial"/>
+          <w:sz w:val="16"/>
+        </w:rPr>
+        <w:t>Unique synthetic claim identifier.</w:t>
+      </w:r>
+    </w:p>
+    <w:p>
+      <w:pPr>
+        <w:spacing w:after="40"/>
+      </w:pPr>
+      <w:r>
+        <w:rPr>
+          <w:rFonts w:ascii="Arial" w:hAnsi="Arial"/>
+          <w:b/>
+          <w:sz w:val="16"/>
+        </w:rPr>
+        <w:t xml:space="preserve">claims.member_id: </w:t>
+      </w:r>
+      <w:r>
+        <w:rPr>
+          <w:rFonts w:ascii="Arial" w:hAnsi="Arial"/>
+          <w:sz w:val="16"/>
+        </w:rPr>
+        <w:t>Synthetic member identifier.</w:t>
+      </w:r>
+    </w:p>
+    <w:p>
+      <w:pPr>
+        <w:spacing w:after="40"/>
+      </w:pPr>
+      <w:r>
+        <w:rPr>
+          <w:rFonts w:ascii="Arial" w:hAnsi="Arial"/>
+          <w:b/>
+          <w:sz w:val="16"/>
+        </w:rPr>
+        <w:t xml:space="preserve">claims.procedure: </w:t>
+      </w:r>
+      <w:r>
+        <w:rPr>
+          <w:rFonts w:ascii="Arial" w:hAnsi="Arial"/>
+          <w:sz w:val="16"/>
+        </w:rPr>
+        <w:t>Procedure label supplied for the claim.</w:t>
+      </w:r>
+    </w:p>
+    <w:p>
+      <w:pPr>
+        <w:spacing w:after="40"/>
+      </w:pPr>
+      <w:r>
+        <w:rPr>
+          <w:rFonts w:ascii="Arial" w:hAnsi="Arial"/>
+          <w:b/>
+          <w:sz w:val="16"/>
+        </w:rPr>
+        <w:t xml:space="preserve">claims.claim_amount: </w:t>
+      </w:r>
+      <w:r>
+        <w:rPr>
+          <w:rFonts w:ascii="Arial" w:hAnsi="Arial"/>
+          <w:sz w:val="16"/>
+        </w:rPr>
+        <w:t>Claim charge amount supplied in the record.</w:t>
+      </w:r>
+    </w:p>
+    <w:p>
+      <w:pPr>
+        <w:spacing w:after="40"/>
+      </w:pPr>
+      <w:r>
+        <w:rPr>
+          <w:rFonts w:ascii="Arial" w:hAnsi="Arial"/>
+          <w:b/>
+          <w:sz w:val="16"/>
+        </w:rPr>
+        <w:t xml:space="preserve">claims.status: </w:t>
+      </w:r>
+      <w:r>
+        <w:rPr>
+          <w:rFonts w:ascii="Arial" w:hAnsi="Arial"/>
+          <w:sz w:val="16"/>
+        </w:rPr>
+        <w:t>Approved, Denied, or Pending.</w:t>
+      </w:r>
+    </w:p>
+    <w:p>
+      <w:pPr>
+        <w:spacing w:after="40"/>
+      </w:pPr>
+      <w:r>
+        <w:rPr>
+          <w:rFonts w:ascii="Arial" w:hAnsi="Arial"/>
+          <w:b/>
+          <w:sz w:val="16"/>
+        </w:rPr>
+        <w:t xml:space="preserve">claims.date_filed: </w:t>
+      </w:r>
+      <w:r>
+        <w:rPr>
+          <w:rFonts w:ascii="Arial" w:hAnsi="Arial"/>
+          <w:sz w:val="16"/>
+        </w:rPr>
+        <w:t>Date the claim was filed.</w:t>
+      </w:r>
     </w:p>
     <w:sectPr>
-      <w:footerReference w:type="default" r:id="rId10"/>
+      <w:footerReference w:type="default" r:id="rId9"/>
       <w:pgSz w:w="12240" w:h="15840"/>
-      <w:pgMar w:top="864" w:right="1008" w:bottom="864" w:left="1008" w:header="720" w:footer="720" w:gutter="0"/>
+      <w:pgMar w:top="648" w:right="792" w:bottom="648" w:left="792" w:header="720" w:footer="720" w:gutter="0"/>
       <w:cols w:space="720"/>
       <w:docGrid w:linePitch="360"/>
     </w:sectPr>
@@ -1188,10 +4704,11 @@
     </w:pPr>
     <w:r>
       <w:rPr>
-        <w:color w:val="7F7F7F"/>
-        <w:sz w:val="16"/>
-      </w:rPr>
-      <w:t>Synthetic training sample - not an actual insurer procedure</w:t>
+        <w:rFonts w:ascii="Arial" w:hAnsi="Arial"/>
+        <w:color w:val="566573"/>
+        <w:sz w:val="14"/>
+      </w:rPr>
+      <w:t>Synthetic training sample - Northstar Synthetic Plan Library</w:t>
     </w:r>
   </w:p>
 </w:ftr>
@@ -1560,10 +5077,6 @@
     <w:name w:val="Normal"/>
     <w:qFormat/>
     <w:rsid w:val="00FC693F"/>
-    <w:rPr>
-      <w:rFonts w:ascii="Arial" w:hAnsi="Arial"/>
-      <w:sz w:val="20"/>
-    </w:rPr>
   </w:style>
   <w:style w:type="paragraph" w:styleId="Header">
     <w:name w:val="header"/>
